--- a/guide/Lab18_Data_Engineering_Pipeline_Lab_Guide.docx
+++ b/guide/Lab18_Data_Engineering_Pipeline_Lab_Guide.docx
@@ -5294,7 +5294,7 @@
       <w:r>
         <w:drawing>
           <wp:inline xmlns:a="http://schemas.openxmlformats.org/drawingml/2006/main" xmlns:pic="http://schemas.openxmlformats.org/drawingml/2006/picture">
-            <wp:extent cx="6645600" cy="2233904"/>
+            <wp:extent cx="6645600" cy="3179092"/>
             <wp:docPr id="7" name="Picture 7"/>
             <wp:cNvGraphicFramePr>
               <a:graphicFrameLocks noChangeAspect="1"/>
@@ -5315,7 +5315,7 @@
                   <pic:spPr>
                     <a:xfrm>
                       <a:off x="0" y="0"/>
-                      <a:ext cx="6645600" cy="2233904"/>
+                      <a:ext cx="6645600" cy="3179092"/>
                     </a:xfrm>
                     <a:prstGeom prst="rect"/>
                     <a:ln w="9525">
@@ -5345,46 +5345,50 @@
         <w:t>The Airflow DAG list. The churn_pipeline toggle is on, and the play button under Actions opens the trigger form.</w:t>
       </w:r>
     </w:p>
-    <w:tbl>
-      <w:tblPr>
-        <w:tblW w:type="auto" w:w="0"/>
+    <w:p>
+      <w:pPr>
         <w:jc w:val="left"/>
-        <w:tblBorders>
-          <w:top w:val="single" w:sz="4" w:space="0" w:color="B1B9BE"/>
-          <w:left w:val="single" w:sz="4" w:space="0" w:color="B1B9BE"/>
-          <w:bottom w:val="single" w:sz="4" w:space="0" w:color="B1B9BE"/>
-          <w:right w:val="single" w:sz="4" w:space="0" w:color="B1B9BE"/>
-          <w:insideH w:val="single" w:sz="4" w:space="0" w:color="B1B9BE"/>
-          <w:insideV w:val="single" w:sz="4" w:space="0" w:color="B1B9BE"/>
-        </w:tblBorders>
-        <w:tblLook w:firstColumn="1" w:firstRow="1" w:lastColumn="0" w:lastRow="0" w:noHBand="0" w:noVBand="1" w:val="04A0"/>
-      </w:tblPr>
-      <w:tblGrid>
-        <w:gridCol w:w="10466"/>
-      </w:tblGrid>
-      <w:tr>
-        <w:tc>
-          <w:tcPr>
-            <w:tcW w:type="dxa" w:w="10466"/>
-            <w:shd w:val="clear" w:color="auto" w:fill="F2F4F5"/>
-          </w:tcPr>
-          <w:p>
-            <w:pPr>
-              <w:spacing w:before="1200" w:after="1200"/>
-              <w:jc w:val="center"/>
-            </w:pPr>
-            <w:r>
-              <w:rPr>
-                <w:i/>
-                <w:color w:val="595959"/>
-                <w:sz w:val="18"/>
-              </w:rPr>
-              <w:t>Screenshot to be inserted: 05_airflow_trigger.png</w:t>
-            </w:r>
-          </w:p>
-        </w:tc>
-      </w:tr>
-    </w:tbl>
+      </w:pPr>
+      <w:r>
+        <w:drawing>
+          <wp:inline xmlns:a="http://schemas.openxmlformats.org/drawingml/2006/main" xmlns:pic="http://schemas.openxmlformats.org/drawingml/2006/picture">
+            <wp:extent cx="6645600" cy="3201684"/>
+            <wp:docPr id="8" name="Picture 8"/>
+            <wp:cNvGraphicFramePr>
+              <a:graphicFrameLocks noChangeAspect="1"/>
+            </wp:cNvGraphicFramePr>
+            <a:graphic>
+              <a:graphicData uri="http://schemas.openxmlformats.org/drawingml/2006/picture">
+                <pic:pic>
+                  <pic:nvPicPr>
+                    <pic:cNvPr id="0" name="05_airflow_trigger.png"/>
+                    <pic:cNvPicPr/>
+                  </pic:nvPicPr>
+                  <pic:blipFill>
+                    <a:blip r:embed="rId57"/>
+                    <a:stretch>
+                      <a:fillRect/>
+                    </a:stretch>
+                  </pic:blipFill>
+                  <pic:spPr>
+                    <a:xfrm>
+                      <a:off x="0" y="0"/>
+                      <a:ext cx="6645600" cy="3201684"/>
+                    </a:xfrm>
+                    <a:prstGeom prst="rect"/>
+                    <a:ln w="9525">
+                      <a:solidFill>
+                        <a:srgbClr val="B1B9BE"/>
+                      </a:solidFill>
+                    </a:ln>
+                  </pic:spPr>
+                </pic:pic>
+              </a:graphicData>
+            </a:graphic>
+          </wp:inline>
+        </w:drawing>
+      </w:r>
+    </w:p>
     <w:p>
       <w:pPr>
         <w:pStyle w:val="Caption-Figure"/>
@@ -5396,7 +5400,7 @@
         <w:t xml:space="preserve">Figure 8. </w:t>
       </w:r>
       <w:r>
-        <w:t>The trigger form. The student number is the only input.</w:t>
+        <w:t>The trigger form. Enter your student number in the Student number field and click Trigger.</w:t>
       </w:r>
     </w:p>
     <w:p>
@@ -5423,7 +5427,7 @@
     </w:p>
     <w:p>
       <w:r>
-        <w:t xml:space="preserve">Open the DAG, choose the </w:t>
+        <w:t xml:space="preserve">Click the DAG name to open it. The </w:t>
       </w:r>
       <w:r>
         <w:rPr>
@@ -5432,7 +5436,7 @@
         <w:t>Grid</w:t>
       </w:r>
       <w:r>
-        <w:t xml:space="preserve"> view, click the </w:t>
+        <w:t xml:space="preserve"> view shows one column per run, newest on the right. Click the newest bar to see the run details: the Status reads success when it is done, and the run duration is about two and a half minutes. Click the </w:t>
       </w:r>
       <w:r>
         <w:rPr>
@@ -5441,7 +5445,7 @@
         <w:t>curate</w:t>
       </w:r>
       <w:r>
-        <w:t xml:space="preserve"> square in the newest column and open the </w:t>
+        <w:t xml:space="preserve"> square below the bar and open the </w:t>
       </w:r>
       <w:r>
         <w:rPr>
@@ -5450,7 +5454,7 @@
         <w:t>Logs</w:t>
       </w:r>
       <w:r>
-        <w:t xml:space="preserve"> tab. The log shows the SparkApplication being submitted, its state changing about every ten seconds, and ends with the driver log's own summary.</w:t>
+        <w:t xml:space="preserve"> tab to read the task log, which shows the SparkApplication being submitted, its state changing about every ten seconds, and ends with the driver log's own summary.</w:t>
       </w:r>
     </w:p>
     <w:p>
@@ -5640,46 +5644,50 @@
         <w:spacing w:after="40"/>
       </w:pPr>
     </w:p>
-    <w:tbl>
-      <w:tblPr>
-        <w:tblW w:type="auto" w:w="0"/>
+    <w:p>
+      <w:pPr>
         <w:jc w:val="left"/>
-        <w:tblBorders>
-          <w:top w:val="single" w:sz="4" w:space="0" w:color="B1B9BE"/>
-          <w:left w:val="single" w:sz="4" w:space="0" w:color="B1B9BE"/>
-          <w:bottom w:val="single" w:sz="4" w:space="0" w:color="B1B9BE"/>
-          <w:right w:val="single" w:sz="4" w:space="0" w:color="B1B9BE"/>
-          <w:insideH w:val="single" w:sz="4" w:space="0" w:color="B1B9BE"/>
-          <w:insideV w:val="single" w:sz="4" w:space="0" w:color="B1B9BE"/>
-        </w:tblBorders>
-        <w:tblLook w:firstColumn="1" w:firstRow="1" w:lastColumn="0" w:lastRow="0" w:noHBand="0" w:noVBand="1" w:val="04A0"/>
-      </w:tblPr>
-      <w:tblGrid>
-        <w:gridCol w:w="10466"/>
-      </w:tblGrid>
-      <w:tr>
-        <w:tc>
-          <w:tcPr>
-            <w:tcW w:type="dxa" w:w="10466"/>
-            <w:shd w:val="clear" w:color="auto" w:fill="F2F4F5"/>
-          </w:tcPr>
-          <w:p>
-            <w:pPr>
-              <w:spacing w:before="1200" w:after="1200"/>
-              <w:jc w:val="center"/>
-            </w:pPr>
-            <w:r>
-              <w:rPr>
-                <w:i/>
-                <w:color w:val="595959"/>
-                <w:sz w:val="18"/>
-              </w:rPr>
-              <w:t>Screenshot to be inserted: 06_airflow_grid.png</w:t>
-            </w:r>
-          </w:p>
-        </w:tc>
-      </w:tr>
-    </w:tbl>
+      </w:pPr>
+      <w:r>
+        <w:drawing>
+          <wp:inline xmlns:a="http://schemas.openxmlformats.org/drawingml/2006/main" xmlns:pic="http://schemas.openxmlformats.org/drawingml/2006/picture">
+            <wp:extent cx="6645600" cy="3158133"/>
+            <wp:docPr id="9" name="Picture 9"/>
+            <wp:cNvGraphicFramePr>
+              <a:graphicFrameLocks noChangeAspect="1"/>
+            </wp:cNvGraphicFramePr>
+            <a:graphic>
+              <a:graphicData uri="http://schemas.openxmlformats.org/drawingml/2006/picture">
+                <pic:pic>
+                  <pic:nvPicPr>
+                    <pic:cNvPr id="0" name="06_airflow_grid.png"/>
+                    <pic:cNvPicPr/>
+                  </pic:nvPicPr>
+                  <pic:blipFill>
+                    <a:blip r:embed="rId58"/>
+                    <a:stretch>
+                      <a:fillRect/>
+                    </a:stretch>
+                  </pic:blipFill>
+                  <pic:spPr>
+                    <a:xfrm>
+                      <a:off x="0" y="0"/>
+                      <a:ext cx="6645600" cy="3158133"/>
+                    </a:xfrm>
+                    <a:prstGeom prst="rect"/>
+                    <a:ln w="9525">
+                      <a:solidFill>
+                        <a:srgbClr val="B1B9BE"/>
+                      </a:solidFill>
+                    </a:ln>
+                  </pic:spPr>
+                </pic:pic>
+              </a:graphicData>
+            </a:graphic>
+          </wp:inline>
+        </w:drawing>
+      </w:r>
+    </w:p>
     <w:p>
       <w:pPr>
         <w:pStyle w:val="Caption-Figure"/>
@@ -5691,7 +5699,7 @@
         <w:t xml:space="preserve">Figure 9. </w:t>
       </w:r>
       <w:r>
-        <w:t>The Grid view after a successful run, with the curate task log.</w:t>
+        <w:t>The Grid view after a successful run. The newest run is selected and its status is success.</w:t>
       </w:r>
     </w:p>
     <w:p>
@@ -5725,7 +5733,7 @@
         <w:drawing>
           <wp:inline xmlns:a="http://schemas.openxmlformats.org/drawingml/2006/main" xmlns:pic="http://schemas.openxmlformats.org/drawingml/2006/picture">
             <wp:extent cx="6645600" cy="3171359"/>
-            <wp:docPr id="8" name="Picture 8"/>
+            <wp:docPr id="10" name="Picture 10"/>
             <wp:cNvGraphicFramePr>
               <a:graphicFrameLocks noChangeAspect="1"/>
             </wp:cNvGraphicFramePr>
@@ -5737,7 +5745,7 @@
                     <pic:cNvPicPr/>
                   </pic:nvPicPr>
                   <pic:blipFill>
-                    <a:blip r:embed="rId57"/>
+                    <a:blip r:embed="rId59"/>
                     <a:stretch>
                       <a:fillRect/>
                     </a:stretch>
@@ -5796,8 +5804,8 @@
       <w:r>
         <w:drawing>
           <wp:inline xmlns:a="http://schemas.openxmlformats.org/drawingml/2006/main" xmlns:pic="http://schemas.openxmlformats.org/drawingml/2006/picture">
-            <wp:extent cx="6645600" cy="3146981"/>
-            <wp:docPr id="9" name="Picture 9"/>
+            <wp:extent cx="6645600" cy="3199088"/>
+            <wp:docPr id="11" name="Picture 11"/>
             <wp:cNvGraphicFramePr>
               <a:graphicFrameLocks noChangeAspect="1"/>
             </wp:cNvGraphicFramePr>
@@ -5809,7 +5817,7 @@
                     <pic:cNvPicPr/>
                   </pic:nvPicPr>
                   <pic:blipFill>
-                    <a:blip r:embed="rId58"/>
+                    <a:blip r:embed="rId60"/>
                     <a:stretch>
                       <a:fillRect/>
                     </a:stretch>
@@ -5817,7 +5825,7 @@
                   <pic:spPr>
                     <a:xfrm>
                       <a:off x="0" y="0"/>
-                      <a:ext cx="6645600" cy="3146981"/>
+                      <a:ext cx="6645600" cy="3199088"/>
                     </a:xfrm>
                     <a:prstGeom prst="rect"/>
                     <a:ln w="9525">
@@ -5844,7 +5852,7 @@
         <w:t xml:space="preserve">Figure 11. </w:t>
       </w:r>
       <w:r>
-        <w:t>The Spark Applications list. Each participant finds the row carrying their own student number.</w:t>
+        <w:t>The Spark Applications list. The application Airflow created for one participant, curate-student-04, is Completed after 1 minute 49 seconds.</w:t>
       </w:r>
     </w:p>
     <w:p>
@@ -5895,7 +5903,7 @@
         <w:drawing>
           <wp:inline xmlns:a="http://schemas.openxmlformats.org/drawingml/2006/main" xmlns:pic="http://schemas.openxmlformats.org/drawingml/2006/picture">
             <wp:extent cx="6645600" cy="3111223"/>
-            <wp:docPr id="10" name="Picture 10"/>
+            <wp:docPr id="12" name="Picture 12"/>
             <wp:cNvGraphicFramePr>
               <a:graphicFrameLocks noChangeAspect="1"/>
             </wp:cNvGraphicFramePr>
@@ -5907,7 +5915,7 @@
                     <pic:cNvPicPr/>
                   </pic:nvPicPr>
                   <pic:blipFill>
-                    <a:blip r:embed="rId59"/>
+                    <a:blip r:embed="rId61"/>
                     <a:stretch>
                       <a:fillRect/>
                     </a:stretch>
@@ -6481,7 +6489,7 @@
         <w:drawing>
           <wp:inline xmlns:a="http://schemas.openxmlformats.org/drawingml/2006/main" xmlns:pic="http://schemas.openxmlformats.org/drawingml/2006/picture">
             <wp:extent cx="6645600" cy="3087573"/>
-            <wp:docPr id="11" name="Picture 11"/>
+            <wp:docPr id="13" name="Picture 13"/>
             <wp:cNvGraphicFramePr>
               <a:graphicFrameLocks noChangeAspect="1"/>
             </wp:cNvGraphicFramePr>
@@ -6493,7 +6501,7 @@
                     <pic:cNvPicPr/>
                   </pic:nvPicPr>
                   <pic:blipFill>
-                    <a:blip r:embed="rId60"/>
+                    <a:blip r:embed="rId62"/>
                     <a:stretch>
                       <a:fillRect/>
                     </a:stretch>
@@ -6579,7 +6587,7 @@
         <w:drawing>
           <wp:inline xmlns:a="http://schemas.openxmlformats.org/drawingml/2006/main" xmlns:pic="http://schemas.openxmlformats.org/drawingml/2006/picture">
             <wp:extent cx="6645600" cy="3147550"/>
-            <wp:docPr id="12" name="Picture 12"/>
+            <wp:docPr id="14" name="Picture 14"/>
             <wp:cNvGraphicFramePr>
               <a:graphicFrameLocks noChangeAspect="1"/>
             </wp:cNvGraphicFramePr>
@@ -6591,7 +6599,7 @@
                     <pic:cNvPicPr/>
                   </pic:nvPicPr>
                   <pic:blipFill>
-                    <a:blip r:embed="rId61"/>
+                    <a:blip r:embed="rId63"/>
                     <a:stretch>
                       <a:fillRect/>
                     </a:stretch>
@@ -6637,7 +6645,7 @@
         <w:drawing>
           <wp:inline xmlns:a="http://schemas.openxmlformats.org/drawingml/2006/main" xmlns:pic="http://schemas.openxmlformats.org/drawingml/2006/picture">
             <wp:extent cx="6645600" cy="3140610"/>
-            <wp:docPr id="13" name="Picture 13"/>
+            <wp:docPr id="15" name="Picture 15"/>
             <wp:cNvGraphicFramePr>
               <a:graphicFrameLocks noChangeAspect="1"/>
             </wp:cNvGraphicFramePr>
@@ -6649,7 +6657,7 @@
                     <pic:cNvPicPr/>
                   </pic:nvPicPr>
                   <pic:blipFill>
-                    <a:blip r:embed="rId62"/>
+                    <a:blip r:embed="rId64"/>
                     <a:stretch>
                       <a:fillRect/>
                     </a:stretch>
@@ -6727,7 +6735,7 @@
         <w:drawing>
           <wp:inline xmlns:a="http://schemas.openxmlformats.org/drawingml/2006/main" xmlns:pic="http://schemas.openxmlformats.org/drawingml/2006/picture">
             <wp:extent cx="6645600" cy="3187246"/>
-            <wp:docPr id="14" name="Picture 14"/>
+            <wp:docPr id="16" name="Picture 16"/>
             <wp:cNvGraphicFramePr>
               <a:graphicFrameLocks noChangeAspect="1"/>
             </wp:cNvGraphicFramePr>
@@ -6739,7 +6747,7 @@
                     <pic:cNvPicPr/>
                   </pic:nvPicPr>
                   <pic:blipFill>
-                    <a:blip r:embed="rId63"/>
+                    <a:blip r:embed="rId65"/>
                     <a:stretch>
                       <a:fillRect/>
                     </a:stretch>
@@ -8772,7 +8780,7 @@
         <w:drawing>
           <wp:inline xmlns:a="http://schemas.openxmlformats.org/drawingml/2006/main" xmlns:pic="http://schemas.openxmlformats.org/drawingml/2006/picture">
             <wp:extent cx="6645600" cy="4497691"/>
-            <wp:docPr id="15" name="Picture 15"/>
+            <wp:docPr id="17" name="Picture 17"/>
             <wp:cNvGraphicFramePr>
               <a:graphicFrameLocks noChangeAspect="1"/>
             </wp:cNvGraphicFramePr>
@@ -8784,7 +8792,7 @@
                     <pic:cNvPicPr/>
                   </pic:nvPicPr>
                   <pic:blipFill>
-                    <a:blip r:embed="rId64"/>
+                    <a:blip r:embed="rId66"/>
                     <a:stretch>
                       <a:fillRect/>
                     </a:stretch>
@@ -9794,7 +9802,7 @@
         <w:drawing>
           <wp:inline xmlns:a="http://schemas.openxmlformats.org/drawingml/2006/main" xmlns:pic="http://schemas.openxmlformats.org/drawingml/2006/picture">
             <wp:extent cx="6645600" cy="1850031"/>
-            <wp:docPr id="16" name="Picture 16"/>
+            <wp:docPr id="18" name="Picture 18"/>
             <wp:cNvGraphicFramePr>
               <a:graphicFrameLocks noChangeAspect="1"/>
             </wp:cNvGraphicFramePr>
@@ -9806,7 +9814,7 @@
                     <pic:cNvPicPr/>
                   </pic:nvPicPr>
                   <pic:blipFill>
-                    <a:blip r:embed="rId65"/>
+                    <a:blip r:embed="rId67"/>
                     <a:stretch>
                       <a:fillRect/>
                     </a:stretch>
@@ -10664,105 +10672,105 @@
           <w:rFonts w:ascii="Consolas" w:hAnsi="Consolas"/>
           <w:sz w:val="17"/>
         </w:rPr>
-        <w:t>distinct_titles_30d       0.387297</w:t>
-      </w:r>
-    </w:p>
-    <w:p>
-      <w:pPr>
-        <w:shd w:val="clear" w:color="auto" w:fill="F2F4F5"/>
-        <w:spacing w:after="0" w:before="0"/>
-        <w:ind w:left="227"/>
-      </w:pPr>
-      <w:r>
-        <w:rPr>
-          <w:rFonts w:ascii="Consolas" w:hAnsi="Consolas"/>
-          <w:sz w:val="17"/>
-        </w:rPr>
-        <w:t>sessions_30d              0.339300</w:t>
-      </w:r>
-    </w:p>
-    <w:p>
-      <w:pPr>
-        <w:shd w:val="clear" w:color="auto" w:fill="F2F4F5"/>
-        <w:spacing w:after="0" w:before="0"/>
-        <w:ind w:left="227"/>
-      </w:pPr>
-      <w:r>
-        <w:rPr>
-          <w:rFonts w:ascii="Consolas" w:hAnsi="Consolas"/>
-          <w:sz w:val="17"/>
-        </w:rPr>
-        <w:t>support_tickets_90d       0.046647</w:t>
-      </w:r>
-    </w:p>
-    <w:p>
-      <w:pPr>
-        <w:shd w:val="clear" w:color="auto" w:fill="F2F4F5"/>
-        <w:spacing w:after="0" w:before="0"/>
-        <w:ind w:left="227"/>
-      </w:pPr>
-      <w:r>
-        <w:rPr>
-          <w:rFonts w:ascii="Consolas" w:hAnsi="Consolas"/>
-          <w:sz w:val="17"/>
-        </w:rPr>
-        <w:t>payment_method_prepaid    0.029106</w:t>
-      </w:r>
-    </w:p>
-    <w:p>
-      <w:pPr>
-        <w:shd w:val="clear" w:color="auto" w:fill="F2F4F5"/>
-        <w:spacing w:after="0" w:before="0"/>
-        <w:ind w:left="227"/>
-      </w:pPr>
-      <w:r>
-        <w:rPr>
-          <w:rFonts w:ascii="Consolas" w:hAnsi="Consolas"/>
-          <w:sz w:val="17"/>
-        </w:rPr>
-        <w:t>monthly_price             0.028554</w:t>
-      </w:r>
-    </w:p>
-    <w:p>
-      <w:pPr>
-        <w:shd w:val="clear" w:color="auto" w:fill="F2F4F5"/>
-        <w:spacing w:after="0" w:before="0"/>
-        <w:ind w:left="227"/>
-      </w:pPr>
-      <w:r>
-        <w:rPr>
-          <w:rFonts w:ascii="Consolas" w:hAnsi="Consolas"/>
-          <w:sz w:val="17"/>
-        </w:rPr>
-        <w:t>tenure_months             0.021727</w:t>
-      </w:r>
-    </w:p>
-    <w:p>
-      <w:pPr>
-        <w:shd w:val="clear" w:color="auto" w:fill="F2F4F5"/>
-        <w:spacing w:after="0" w:before="0"/>
-        <w:ind w:left="227"/>
-      </w:pPr>
-      <w:r>
-        <w:rPr>
-          <w:rFonts w:ascii="Consolas" w:hAnsi="Consolas"/>
-          <w:sz w:val="17"/>
-        </w:rPr>
-        <w:t>country_BR                0.014328</w:t>
-      </w:r>
-    </w:p>
-    <w:p>
-      <w:pPr>
-        <w:shd w:val="clear" w:color="auto" w:fill="F2F4F5"/>
-        <w:spacing w:after="0" w:before="0"/>
-        <w:ind w:left="227"/>
-      </w:pPr>
-      <w:r>
-        <w:rPr>
-          <w:rFonts w:ascii="Consolas" w:hAnsi="Consolas"/>
-          <w:sz w:val="17"/>
-        </w:rPr>
-        <w:t>minutes_30d               0.014240</w:t>
+        <w:t>sessions_30d              0.432158</w:t>
+      </w:r>
+    </w:p>
+    <w:p>
+      <w:pPr>
+        <w:shd w:val="clear" w:color="auto" w:fill="F2F4F5"/>
+        <w:spacing w:after="0" w:before="0"/>
+        <w:ind w:left="227"/>
+      </w:pPr>
+      <w:r>
+        <w:rPr>
+          <w:rFonts w:ascii="Consolas" w:hAnsi="Consolas"/>
+          <w:sz w:val="17"/>
+        </w:rPr>
+        <w:t>distinct_titles_30d       0.284886</w:t>
+      </w:r>
+    </w:p>
+    <w:p>
+      <w:pPr>
+        <w:shd w:val="clear" w:color="auto" w:fill="F2F4F5"/>
+        <w:spacing w:after="0" w:before="0"/>
+        <w:ind w:left="227"/>
+      </w:pPr>
+      <w:r>
+        <w:rPr>
+          <w:rFonts w:ascii="Consolas" w:hAnsi="Consolas"/>
+          <w:sz w:val="17"/>
+        </w:rPr>
+        <w:t>support_tickets_90d       0.047247</w:t>
+      </w:r>
+    </w:p>
+    <w:p>
+      <w:pPr>
+        <w:shd w:val="clear" w:color="auto" w:fill="F2F4F5"/>
+        <w:spacing w:after="0" w:before="0"/>
+        <w:ind w:left="227"/>
+      </w:pPr>
+      <w:r>
+        <w:rPr>
+          <w:rFonts w:ascii="Consolas" w:hAnsi="Consolas"/>
+          <w:sz w:val="17"/>
+        </w:rPr>
+        <w:t>monthly_price             0.028597</w:t>
+      </w:r>
+    </w:p>
+    <w:p>
+      <w:pPr>
+        <w:shd w:val="clear" w:color="auto" w:fill="F2F4F5"/>
+        <w:spacing w:after="0" w:before="0"/>
+        <w:ind w:left="227"/>
+      </w:pPr>
+      <w:r>
+        <w:rPr>
+          <w:rFonts w:ascii="Consolas" w:hAnsi="Consolas"/>
+          <w:sz w:val="17"/>
+        </w:rPr>
+        <w:t>payment_method_prepaid    0.027612</w:t>
+      </w:r>
+    </w:p>
+    <w:p>
+      <w:pPr>
+        <w:shd w:val="clear" w:color="auto" w:fill="F2F4F5"/>
+        <w:spacing w:after="0" w:before="0"/>
+        <w:ind w:left="227"/>
+      </w:pPr>
+      <w:r>
+        <w:rPr>
+          <w:rFonts w:ascii="Consolas" w:hAnsi="Consolas"/>
+          <w:sz w:val="17"/>
+        </w:rPr>
+        <w:t>tenure_months             0.022455</w:t>
+      </w:r>
+    </w:p>
+    <w:p>
+      <w:pPr>
+        <w:shd w:val="clear" w:color="auto" w:fill="F2F4F5"/>
+        <w:spacing w:after="0" w:before="0"/>
+        <w:ind w:left="227"/>
+      </w:pPr>
+      <w:r>
+        <w:rPr>
+          <w:rFonts w:ascii="Consolas" w:hAnsi="Consolas"/>
+          <w:sz w:val="17"/>
+        </w:rPr>
+        <w:t>minutes_30d               0.014820</w:t>
+      </w:r>
+    </w:p>
+    <w:p>
+      <w:pPr>
+        <w:shd w:val="clear" w:color="auto" w:fill="F2F4F5"/>
+        <w:spacing w:after="0" w:before="0"/>
+        <w:ind w:left="227"/>
+      </w:pPr>
+      <w:r>
+        <w:rPr>
+          <w:rFonts w:ascii="Consolas" w:hAnsi="Consolas"/>
+          <w:sz w:val="17"/>
+        </w:rPr>
+        <w:t>country_GB                0.014662</w:t>
       </w:r>
     </w:p>
     <w:p>
@@ -10804,77 +10812,77 @@
           <w:rFonts w:ascii="Consolas" w:hAnsi="Consolas"/>
           <w:sz w:val="17"/>
         </w:rPr>
-        <w:t>country_BR    0.014328</w:t>
-      </w:r>
-    </w:p>
-    <w:p>
-      <w:pPr>
-        <w:shd w:val="clear" w:color="auto" w:fill="F2F4F5"/>
-        <w:spacing w:after="0" w:before="0"/>
-        <w:ind w:left="227"/>
-      </w:pPr>
-      <w:r>
-        <w:rPr>
-          <w:rFonts w:ascii="Consolas" w:hAnsi="Consolas"/>
-          <w:sz w:val="17"/>
-        </w:rPr>
-        <w:t>country_DE    0.013573</w:t>
-      </w:r>
-    </w:p>
-    <w:p>
-      <w:pPr>
-        <w:shd w:val="clear" w:color="auto" w:fill="F2F4F5"/>
-        <w:spacing w:after="0" w:before="0"/>
-        <w:ind w:left="227"/>
-      </w:pPr>
-      <w:r>
-        <w:rPr>
-          <w:rFonts w:ascii="Consolas" w:hAnsi="Consolas"/>
-          <w:sz w:val="17"/>
-        </w:rPr>
-        <w:t>country_GB    0.013206</w:t>
-      </w:r>
-    </w:p>
-    <w:p>
-      <w:pPr>
-        <w:shd w:val="clear" w:color="auto" w:fill="F2F4F5"/>
-        <w:spacing w:after="0" w:before="0"/>
-        <w:ind w:left="227"/>
-      </w:pPr>
-      <w:r>
-        <w:rPr>
-          <w:rFonts w:ascii="Consolas" w:hAnsi="Consolas"/>
-          <w:sz w:val="17"/>
-        </w:rPr>
-        <w:t>country_US    0.012810</w:t>
-      </w:r>
-    </w:p>
-    <w:p>
-      <w:pPr>
-        <w:shd w:val="clear" w:color="auto" w:fill="F2F4F5"/>
-        <w:spacing w:after="0" w:before="0"/>
-        <w:ind w:left="227"/>
-      </w:pPr>
-      <w:r>
-        <w:rPr>
-          <w:rFonts w:ascii="Consolas" w:hAnsi="Consolas"/>
-          <w:sz w:val="17"/>
-        </w:rPr>
-        <w:t>country_IN    0.012603</w:t>
-      </w:r>
-    </w:p>
-    <w:p>
-      <w:pPr>
-        <w:shd w:val="clear" w:color="auto" w:fill="F2F4F5"/>
-        <w:spacing w:after="0" w:before="0"/>
-        <w:ind w:left="227"/>
-      </w:pPr>
-      <w:r>
-        <w:rPr>
-          <w:rFonts w:ascii="Consolas" w:hAnsi="Consolas"/>
-          <w:sz w:val="17"/>
-        </w:rPr>
-        <w:t>country_JP    0.012573</w:t>
+        <w:t>country_GB    0.014662</w:t>
+      </w:r>
+    </w:p>
+    <w:p>
+      <w:pPr>
+        <w:shd w:val="clear" w:color="auto" w:fill="F2F4F5"/>
+        <w:spacing w:after="0" w:before="0"/>
+        <w:ind w:left="227"/>
+      </w:pPr>
+      <w:r>
+        <w:rPr>
+          <w:rFonts w:ascii="Consolas" w:hAnsi="Consolas"/>
+          <w:sz w:val="17"/>
+        </w:rPr>
+        <w:t>country_JP    0.014520</w:t>
+      </w:r>
+    </w:p>
+    <w:p>
+      <w:pPr>
+        <w:shd w:val="clear" w:color="auto" w:fill="F2F4F5"/>
+        <w:spacing w:after="0" w:before="0"/>
+        <w:ind w:left="227"/>
+      </w:pPr>
+      <w:r>
+        <w:rPr>
+          <w:rFonts w:ascii="Consolas" w:hAnsi="Consolas"/>
+          <w:sz w:val="17"/>
+        </w:rPr>
+        <w:t>country_BR    0.014121</w:t>
+      </w:r>
+    </w:p>
+    <w:p>
+      <w:pPr>
+        <w:shd w:val="clear" w:color="auto" w:fill="F2F4F5"/>
+        <w:spacing w:after="0" w:before="0"/>
+        <w:ind w:left="227"/>
+      </w:pPr>
+      <w:r>
+        <w:rPr>
+          <w:rFonts w:ascii="Consolas" w:hAnsi="Consolas"/>
+          <w:sz w:val="17"/>
+        </w:rPr>
+        <w:t>country_DE    0.013542</w:t>
+      </w:r>
+    </w:p>
+    <w:p>
+      <w:pPr>
+        <w:shd w:val="clear" w:color="auto" w:fill="F2F4F5"/>
+        <w:spacing w:after="0" w:before="0"/>
+        <w:ind w:left="227"/>
+      </w:pPr>
+      <w:r>
+        <w:rPr>
+          <w:rFonts w:ascii="Consolas" w:hAnsi="Consolas"/>
+          <w:sz w:val="17"/>
+        </w:rPr>
+        <w:t>country_IN    0.013540</w:t>
+      </w:r>
+    </w:p>
+    <w:p>
+      <w:pPr>
+        <w:shd w:val="clear" w:color="auto" w:fill="F2F4F5"/>
+        <w:spacing w:after="0" w:before="0"/>
+        <w:ind w:left="227"/>
+      </w:pPr>
+      <w:r>
+        <w:rPr>
+          <w:rFonts w:ascii="Consolas" w:hAnsi="Consolas"/>
+          <w:sz w:val="17"/>
+        </w:rPr>
+        <w:t>country_US    0.012586</w:t>
       </w:r>
     </w:p>
     <w:p>
@@ -10902,21 +10910,35 @@
           <w:rFonts w:ascii="Consolas" w:hAnsi="Consolas"/>
           <w:sz w:val="17"/>
         </w:rPr>
-        <w:t xml:space="preserve">  noise columns : spread 0.0018  (from 0.0126 to 0.0143)</w:t>
-      </w:r>
-    </w:p>
-    <w:p>
-      <w:pPr>
-        <w:shd w:val="clear" w:color="auto" w:fill="F2F4F5"/>
-        <w:spacing w:after="0" w:before="0"/>
-        <w:ind w:left="227"/>
-      </w:pPr>
-      <w:r>
-        <w:rPr>
-          <w:rFonts w:ascii="Consolas" w:hAnsi="Consolas"/>
-          <w:sz w:val="17"/>
-        </w:rPr>
-        <w:t xml:space="preserve">  real  columns : spread 0.3873  (from 0.0000 to 0.3873)</w:t>
+        <w:t xml:space="preserve">  noise columns : spread 0.0021  (from 0.0126 to 0.0147)</w:t>
+      </w:r>
+    </w:p>
+    <w:p>
+      <w:pPr>
+        <w:shd w:val="clear" w:color="auto" w:fill="F2F4F5"/>
+        <w:spacing w:after="0" w:before="0"/>
+        <w:ind w:left="227"/>
+      </w:pPr>
+      <w:r>
+        <w:rPr>
+          <w:rFonts w:ascii="Consolas" w:hAnsi="Consolas"/>
+          <w:sz w:val="17"/>
+        </w:rPr>
+        <w:t xml:space="preserve">  real  columns : spread 0.4322  (from 0.0000 to 0.4322)</w:t>
+      </w:r>
+    </w:p>
+    <w:p>
+      <w:pPr>
+        <w:shd w:val="clear" w:color="auto" w:fill="F2F4F5"/>
+        <w:spacing w:after="0" w:before="0"/>
+        <w:ind w:left="227"/>
+      </w:pPr>
+      <w:r>
+        <w:rPr>
+          <w:rFonts w:ascii="Consolas" w:hAnsi="Consolas"/>
+          <w:sz w:val="17"/>
+        </w:rPr>
+        <w:t>Real features disagree with each other. Noise features do not.</w:t>
       </w:r>
     </w:p>
     <w:p>
@@ -10924,46 +10946,50 @@
         <w:spacing w:after="40"/>
       </w:pPr>
     </w:p>
-    <w:tbl>
-      <w:tblPr>
-        <w:tblW w:type="auto" w:w="0"/>
+    <w:p>
+      <w:pPr>
         <w:jc w:val="left"/>
-        <w:tblBorders>
-          <w:top w:val="single" w:sz="4" w:space="0" w:color="B1B9BE"/>
-          <w:left w:val="single" w:sz="4" w:space="0" w:color="B1B9BE"/>
-          <w:bottom w:val="single" w:sz="4" w:space="0" w:color="B1B9BE"/>
-          <w:right w:val="single" w:sz="4" w:space="0" w:color="B1B9BE"/>
-          <w:insideH w:val="single" w:sz="4" w:space="0" w:color="B1B9BE"/>
-          <w:insideV w:val="single" w:sz="4" w:space="0" w:color="B1B9BE"/>
-        </w:tblBorders>
-        <w:tblLook w:firstColumn="1" w:firstRow="1" w:lastColumn="0" w:lastRow="0" w:noHBand="0" w:noVBand="1" w:val="04A0"/>
-      </w:tblPr>
-      <w:tblGrid>
-        <w:gridCol w:w="10466"/>
-      </w:tblGrid>
-      <w:tr>
-        <w:tc>
-          <w:tcPr>
-            <w:tcW w:type="dxa" w:w="10466"/>
-            <w:shd w:val="clear" w:color="auto" w:fill="F2F4F5"/>
-          </w:tcPr>
-          <w:p>
-            <w:pPr>
-              <w:spacing w:before="1200" w:after="1200"/>
-              <w:jc w:val="center"/>
-            </w:pPr>
-            <w:r>
-              <w:rPr>
-                <w:i/>
-                <w:color w:val="595959"/>
-                <w:sz w:val="18"/>
-              </w:rPr>
-              <w:t>Screenshot to be inserted: 12_part7.png</w:t>
-            </w:r>
-          </w:p>
-        </w:tc>
-      </w:tr>
-    </w:tbl>
+      </w:pPr>
+      <w:r>
+        <w:drawing>
+          <wp:inline xmlns:a="http://schemas.openxmlformats.org/drawingml/2006/main" xmlns:pic="http://schemas.openxmlformats.org/drawingml/2006/picture">
+            <wp:extent cx="6645600" cy="5174360"/>
+            <wp:docPr id="19" name="Picture 19"/>
+            <wp:cNvGraphicFramePr>
+              <a:graphicFrameLocks noChangeAspect="1"/>
+            </wp:cNvGraphicFramePr>
+            <a:graphic>
+              <a:graphicData uri="http://schemas.openxmlformats.org/drawingml/2006/picture">
+                <pic:pic>
+                  <pic:nvPicPr>
+                    <pic:cNvPr id="0" name="12_part7.png"/>
+                    <pic:cNvPicPr/>
+                  </pic:nvPicPr>
+                  <pic:blipFill>
+                    <a:blip r:embed="rId68"/>
+                    <a:stretch>
+                      <a:fillRect/>
+                    </a:stretch>
+                  </pic:blipFill>
+                  <pic:spPr>
+                    <a:xfrm>
+                      <a:off x="0" y="0"/>
+                      <a:ext cx="6645600" cy="5174360"/>
+                    </a:xfrm>
+                    <a:prstGeom prst="rect"/>
+                    <a:ln w="9525">
+                      <a:solidFill>
+                        <a:srgbClr val="B1B9BE"/>
+                      </a:solidFill>
+                    </a:ln>
+                  </pic:spPr>
+                </pic:pic>
+              </a:graphicData>
+            </a:graphic>
+          </wp:inline>
+        </w:drawing>
+      </w:r>
+    </w:p>
     <w:p>
       <w:pPr>
         <w:pStyle w:val="Caption-Figure"/>
@@ -10975,7 +11001,12 @@
         <w:t xml:space="preserve">Figure 20. </w:t>
       </w:r>
       <w:r>
-        <w:t>Parts 6 and 7. The held-out AUC and the feature importance with the noise fingerprint.</w:t>
+        <w:t>Part 7 output. The feature importance with the noise fingerprint: six country columns within 0.002 of each other.</w:t>
+      </w:r>
+    </w:p>
+    <w:p>
+      <w:r>
+        <w:t>The exact values vary slightly from run to run because the two engagement features share the credit differently each time, but the shape does not: two engagement features at the top, tickets and plan next, and the six countries bunched together at the bottom.</w:t>
       </w:r>
     </w:p>
     <w:p>
@@ -11340,7 +11371,7 @@
         <w:drawing>
           <wp:inline xmlns:a="http://schemas.openxmlformats.org/drawingml/2006/main" xmlns:pic="http://schemas.openxmlformats.org/drawingml/2006/picture">
             <wp:extent cx="6645600" cy="1545261"/>
-            <wp:docPr id="17" name="Picture 17"/>
+            <wp:docPr id="20" name="Picture 20"/>
             <wp:cNvGraphicFramePr>
               <a:graphicFrameLocks noChangeAspect="1"/>
             </wp:cNvGraphicFramePr>
@@ -11352,7 +11383,7 @@
                     <pic:cNvPicPr/>
                   </pic:nvPicPr>
                   <pic:blipFill>
-                    <a:blip r:embed="rId66"/>
+                    <a:blip r:embed="rId69"/>
                     <a:stretch>
                       <a:fillRect/>
                     </a:stretch>
@@ -11544,7 +11575,7 @@
         <w:drawing>
           <wp:inline xmlns:a="http://schemas.openxmlformats.org/drawingml/2006/main" xmlns:pic="http://schemas.openxmlformats.org/drawingml/2006/picture">
             <wp:extent cx="6645600" cy="3158165"/>
-            <wp:docPr id="18" name="Picture 18"/>
+            <wp:docPr id="21" name="Picture 21"/>
             <wp:cNvGraphicFramePr>
               <a:graphicFrameLocks noChangeAspect="1"/>
             </wp:cNvGraphicFramePr>
@@ -11556,7 +11587,7 @@
                     <pic:cNvPicPr/>
                   </pic:nvPicPr>
                   <pic:blipFill>
-                    <a:blip r:embed="rId67"/>
+                    <a:blip r:embed="rId70"/>
                     <a:stretch>
                       <a:fillRect/>
                     </a:stretch>
@@ -11602,7 +11633,7 @@
         <w:drawing>
           <wp:inline xmlns:a="http://schemas.openxmlformats.org/drawingml/2006/main" xmlns:pic="http://schemas.openxmlformats.org/drawingml/2006/picture">
             <wp:extent cx="6645600" cy="3159952"/>
-            <wp:docPr id="19" name="Picture 19"/>
+            <wp:docPr id="22" name="Picture 22"/>
             <wp:cNvGraphicFramePr>
               <a:graphicFrameLocks noChangeAspect="1"/>
             </wp:cNvGraphicFramePr>
@@ -11614,7 +11645,7 @@
                     <pic:cNvPicPr/>
                   </pic:nvPicPr>
                   <pic:blipFill>
-                    <a:blip r:embed="rId68"/>
+                    <a:blip r:embed="rId71"/>
                     <a:stretch>
                       <a:fillRect/>
                     </a:stretch>
@@ -11660,7 +11691,7 @@
         <w:drawing>
           <wp:inline xmlns:a="http://schemas.openxmlformats.org/drawingml/2006/main" xmlns:pic="http://schemas.openxmlformats.org/drawingml/2006/picture">
             <wp:extent cx="6645600" cy="3158133"/>
-            <wp:docPr id="20" name="Picture 20"/>
+            <wp:docPr id="23" name="Picture 23"/>
             <wp:cNvGraphicFramePr>
               <a:graphicFrameLocks noChangeAspect="1"/>
             </wp:cNvGraphicFramePr>
@@ -11672,7 +11703,7 @@
                     <pic:cNvPicPr/>
                   </pic:nvPicPr>
                   <pic:blipFill>
-                    <a:blip r:embed="rId69"/>
+                    <a:blip r:embed="rId72"/>
                     <a:stretch>
                       <a:fillRect/>
                     </a:stretch>
@@ -11718,7 +11749,7 @@
         <w:drawing>
           <wp:inline xmlns:a="http://schemas.openxmlformats.org/drawingml/2006/main" xmlns:pic="http://schemas.openxmlformats.org/drawingml/2006/picture">
             <wp:extent cx="6645600" cy="3142627"/>
-            <wp:docPr id="21" name="Picture 21"/>
+            <wp:docPr id="24" name="Picture 24"/>
             <wp:cNvGraphicFramePr>
               <a:graphicFrameLocks noChangeAspect="1"/>
             </wp:cNvGraphicFramePr>
@@ -11730,7 +11761,7 @@
                     <pic:cNvPicPr/>
                   </pic:nvPicPr>
                   <pic:blipFill>
-                    <a:blip r:embed="rId70"/>
+                    <a:blip r:embed="rId73"/>
                     <a:stretch>
                       <a:fillRect/>
                     </a:stretch>
@@ -12600,7 +12631,7 @@
         <w:drawing>
           <wp:inline xmlns:a="http://schemas.openxmlformats.org/drawingml/2006/main" xmlns:pic="http://schemas.openxmlformats.org/drawingml/2006/picture">
             <wp:extent cx="6645600" cy="2200308"/>
-            <wp:docPr id="22" name="Picture 22"/>
+            <wp:docPr id="25" name="Picture 25"/>
             <wp:cNvGraphicFramePr>
               <a:graphicFrameLocks noChangeAspect="1"/>
             </wp:cNvGraphicFramePr>
@@ -12612,7 +12643,7 @@
                     <pic:cNvPicPr/>
                   </pic:nvPicPr>
                   <pic:blipFill>
-                    <a:blip r:embed="rId71"/>
+                    <a:blip r:embed="rId74"/>
                     <a:stretch>
                       <a:fillRect/>
                     </a:stretch>
@@ -13398,7 +13429,7 @@
           <w:rFonts w:ascii="Consolas" w:hAnsi="Consolas"/>
           <w:sz w:val="17"/>
         </w:rPr>
-        <w:t>scikit-learn brute force :   1.85 s   50,000 queries x 150,000 vectors x 19 dims   (4 CPU cores)</w:t>
+        <w:t>scikit-learn brute force :   4.03 s   50,000 queries x 150,000 vectors x 19 dims   (4 CPU cores)</w:t>
       </w:r>
     </w:p>
     <w:p>
@@ -13440,21 +13471,21 @@
           <w:rFonts w:ascii="Consolas" w:hAnsi="Consolas"/>
           <w:sz w:val="17"/>
         </w:rPr>
-        <w:t xml:space="preserve">  recall@10 vs CPU : 0.9997   (same neighbours)</w:t>
-      </w:r>
-    </w:p>
-    <w:p>
-      <w:pPr>
-        <w:shd w:val="clear" w:color="auto" w:fill="F2F4F5"/>
-        <w:spacing w:after="0" w:before="0"/>
-        <w:ind w:left="227"/>
-      </w:pPr>
-      <w:r>
-        <w:rPr>
-          <w:rFonts w:ascii="Consolas" w:hAnsi="Consolas"/>
-          <w:sz w:val="17"/>
-        </w:rPr>
-        <w:t xml:space="preserve">  SPEED-UP        : 37.5x</w:t>
+        <w:t xml:space="preserve">  recall@10 vs CPU : 0.9996   (same neighbours)</w:t>
+      </w:r>
+    </w:p>
+    <w:p>
+      <w:pPr>
+        <w:shd w:val="clear" w:color="auto" w:fill="F2F4F5"/>
+        <w:spacing w:after="0" w:before="0"/>
+        <w:ind w:left="227"/>
+      </w:pPr>
+      <w:r>
+        <w:rPr>
+          <w:rFonts w:ascii="Consolas" w:hAnsi="Consolas"/>
+          <w:sz w:val="17"/>
+        </w:rPr>
+        <w:t xml:space="preserve">  SPEED-UP        : 85.2x</w:t>
       </w:r>
     </w:p>
     <w:p>
@@ -13482,21 +13513,21 @@
           <w:rFonts w:ascii="Consolas" w:hAnsi="Consolas"/>
           <w:sz w:val="17"/>
         </w:rPr>
-        <w:t>look-alike churn score AUC : 0.8143   (no model was trained for this)</w:t>
-      </w:r>
-    </w:p>
-    <w:p>
-      <w:pPr>
-        <w:shd w:val="clear" w:color="auto" w:fill="F2F4F5"/>
-        <w:spacing w:after="0" w:before="0"/>
-        <w:ind w:left="227"/>
-      </w:pPr>
-      <w:r>
-        <w:rPr>
-          <w:rFonts w:ascii="Consolas" w:hAnsi="Consolas"/>
-          <w:sz w:val="17"/>
-        </w:rPr>
-        <w:t>trained XGBoost AUC        : 0.8712</w:t>
+        <w:t>look-alike churn score AUC : 0.8128   (no model was trained for this)</w:t>
+      </w:r>
+    </w:p>
+    <w:p>
+      <w:pPr>
+        <w:shd w:val="clear" w:color="auto" w:fill="F2F4F5"/>
+        <w:spacing w:after="0" w:before="0"/>
+        <w:ind w:left="227"/>
+      </w:pPr>
+      <w:r>
+        <w:rPr>
+          <w:rFonts w:ascii="Consolas" w:hAnsi="Consolas"/>
+          <w:sz w:val="17"/>
+        </w:rPr>
+        <w:t>trained XGBoost AUC        : 0.8682</w:t>
       </w:r>
     </w:p>
     <w:p>
@@ -13504,46 +13535,50 @@
         <w:spacing w:after="40"/>
       </w:pPr>
     </w:p>
-    <w:tbl>
-      <w:tblPr>
-        <w:tblW w:type="auto" w:w="0"/>
+    <w:p>
+      <w:pPr>
         <w:jc w:val="left"/>
-        <w:tblBorders>
-          <w:top w:val="single" w:sz="4" w:space="0" w:color="B1B9BE"/>
-          <w:left w:val="single" w:sz="4" w:space="0" w:color="B1B9BE"/>
-          <w:bottom w:val="single" w:sz="4" w:space="0" w:color="B1B9BE"/>
-          <w:right w:val="single" w:sz="4" w:space="0" w:color="B1B9BE"/>
-          <w:insideH w:val="single" w:sz="4" w:space="0" w:color="B1B9BE"/>
-          <w:insideV w:val="single" w:sz="4" w:space="0" w:color="B1B9BE"/>
-        </w:tblBorders>
-        <w:tblLook w:firstColumn="1" w:firstRow="1" w:lastColumn="0" w:lastRow="0" w:noHBand="0" w:noVBand="1" w:val="04A0"/>
-      </w:tblPr>
-      <w:tblGrid>
-        <w:gridCol w:w="10466"/>
-      </w:tblGrid>
-      <w:tr>
-        <w:tc>
-          <w:tcPr>
-            <w:tcW w:type="dxa" w:w="10466"/>
-            <w:shd w:val="clear" w:color="auto" w:fill="F2F4F5"/>
-          </w:tcPr>
-          <w:p>
-            <w:pPr>
-              <w:spacing w:before="1200" w:after="1200"/>
-              <w:jc w:val="center"/>
-            </w:pPr>
-            <w:r>
-              <w:rPr>
-                <w:i/>
-                <w:color w:val="595959"/>
-                <w:sz w:val="18"/>
-              </w:rPr>
-              <w:t>Screenshot to be inserted: 15_part10.png</w:t>
-            </w:r>
-          </w:p>
-        </w:tc>
-      </w:tr>
-    </w:tbl>
+      </w:pPr>
+      <w:r>
+        <w:drawing>
+          <wp:inline xmlns:a="http://schemas.openxmlformats.org/drawingml/2006/main" xmlns:pic="http://schemas.openxmlformats.org/drawingml/2006/picture">
+            <wp:extent cx="6645600" cy="2184950"/>
+            <wp:docPr id="26" name="Picture 26"/>
+            <wp:cNvGraphicFramePr>
+              <a:graphicFrameLocks noChangeAspect="1"/>
+            </wp:cNvGraphicFramePr>
+            <a:graphic>
+              <a:graphicData uri="http://schemas.openxmlformats.org/drawingml/2006/picture">
+                <pic:pic>
+                  <pic:nvPicPr>
+                    <pic:cNvPr id="0" name="15_part10.png"/>
+                    <pic:cNvPicPr/>
+                  </pic:nvPicPr>
+                  <pic:blipFill>
+                    <a:blip r:embed="rId75"/>
+                    <a:stretch>
+                      <a:fillRect/>
+                    </a:stretch>
+                  </pic:blipFill>
+                  <pic:spPr>
+                    <a:xfrm>
+                      <a:off x="0" y="0"/>
+                      <a:ext cx="6645600" cy="2184950"/>
+                    </a:xfrm>
+                    <a:prstGeom prst="rect"/>
+                    <a:ln w="9525">
+                      <a:solidFill>
+                        <a:srgbClr val="B1B9BE"/>
+                      </a:solidFill>
+                    </a:ln>
+                  </pic:spPr>
+                </pic:pic>
+              </a:graphicData>
+            </a:graphic>
+          </wp:inline>
+        </w:drawing>
+      </w:r>
+    </w:p>
     <w:p>
       <w:pPr>
         <w:pStyle w:val="Caption-Figure"/>
@@ -13555,7 +13590,7 @@
         <w:t xml:space="preserve">Figure 27. </w:t>
       </w:r>
       <w:r>
-        <w:t>Part 10 output. Recall checked, then the measured speed-up and the look-alike score.</w:t>
+        <w:t>Part 10 output on the reference L40S run. The GPU found the same neighbours, 85 times faster than four CPU cores.</w:t>
       </w:r>
     </w:p>
     <w:p>
@@ -13704,21 +13739,21 @@
           <w:rFonts w:ascii="Consolas" w:hAnsi="Consolas"/>
           <w:sz w:val="17"/>
         </w:rPr>
-        <w:t xml:space="preserve">  cuVS look-alike search              CPU 1.85 s  GPU 0.05 s                  37.5x</w:t>
-      </w:r>
-    </w:p>
-    <w:p>
-      <w:pPr>
-        <w:shd w:val="clear" w:color="auto" w:fill="F2F4F5"/>
-        <w:spacing w:after="0" w:before="0"/>
-        <w:ind w:left="227"/>
-      </w:pPr>
-      <w:r>
-        <w:rPr>
-          <w:rFonts w:ascii="Consolas" w:hAnsi="Consolas"/>
-          <w:sz w:val="17"/>
-        </w:rPr>
-        <w:t xml:space="preserve">  Model quality                       XGBoost AUC 0.8712; look-alike AUC 0.8143</w:t>
+        <w:t xml:space="preserve">  cuVS look-alike search              CPU 4.03 s  GPU 0.05 s                  85.2x</w:t>
+      </w:r>
+    </w:p>
+    <w:p>
+      <w:pPr>
+        <w:shd w:val="clear" w:color="auto" w:fill="F2F4F5"/>
+        <w:spacing w:after="0" w:before="0"/>
+        <w:ind w:left="227"/>
+      </w:pPr>
+      <w:r>
+        <w:rPr>
+          <w:rFonts w:ascii="Consolas" w:hAnsi="Consolas"/>
+          <w:sz w:val="17"/>
+        </w:rPr>
+        <w:t xml:space="preserve">  Model quality                       XGBoost AUC 0.8682; look-alike AUC 0.8128</w:t>
       </w:r>
     </w:p>
     <w:p>
@@ -14547,7 +14582,7 @@
               <w:rPr>
                 <w:sz w:val="18"/>
               </w:rPr>
-              <w:t>0.0018, against 0.387 for real features</w:t>
+              <w:t>0.002, against 0.43 for real features</w:t>
             </w:r>
           </w:p>
         </w:tc>
@@ -14647,7 +14682,7 @@
               <w:rPr>
                 <w:sz w:val="18"/>
               </w:rPr>
-              <w:t>Recall at 10 of 0.9997; about 37x against 4 CPU cores on the build machine</w:t>
+              <w:t>Recall at 10 of 0.9996; 4.03 s on 4 CPU cores versus 0.05 s on the L40S, 85x</w:t>
             </w:r>
           </w:p>
         </w:tc>
@@ -14697,7 +14732,7 @@
               <w:rPr>
                 <w:sz w:val="18"/>
               </w:rPr>
-              <w:t>0.814 with no trained model</w:t>
+              <w:t>0.813 with no trained model</w:t>
             </w:r>
           </w:p>
         </w:tc>
@@ -14798,6 +14833,18 @@
       </w:pPr>
       <w:r>
         <w:t>The look-alike score is model-free and reaches 0.81. The trained model reaches 0.87. The difference is what training buys.</w:t>
+      </w:r>
+    </w:p>
+    <w:p>
+      <w:pPr>
+        <w:pStyle w:val="ListParagraph"/>
+        <w:numPr>
+          <w:ilvl w:val="0"/>
+          <w:numId w:val="10"/>
+        </w:numPr>
+      </w:pPr>
+      <w:r>
+        <w:t>The Part 10 speed-up is the largest in the lab because brute-force nearest-neighbour search is almost pure arithmetic, exactly the shape a GPU is built for. Do not generalise it to the other stages.</w:t>
       </w:r>
     </w:p>
     <w:p>

--- a/guide/Lab18_Data_Engineering_Pipeline_Lab_Guide.docx
+++ b/guide/Lab18_Data_Engineering_Pipeline_Lab_Guide.docx
@@ -1476,6 +1476,24 @@
       </w:r>
       <w:r>
         <w:t xml:space="preserve"> Open Notebooks, select your project in the Project selector at the top of the page, and confirm the notebook server assigned to your student number is Running with one GPU. A notebook created in another project will fail at the MLflow step, because the platform provisions the MLflow login token only in your own project.</w:t>
+      </w:r>
+    </w:p>
+    <w:p>
+      <w:pPr>
+        <w:pStyle w:val="ListParagraph"/>
+        <w:numPr>
+          <w:ilvl w:val="0"/>
+          <w:numId w:val="38"/>
+        </w:numPr>
+      </w:pPr>
+      <w:r>
+        <w:rPr>
+          <w:b/>
+        </w:rPr>
+        <w:t>Prepare the notebook environment once.</w:t>
+      </w:r>
+      <w:r>
+        <w:t xml:space="preserve"> If the notebook image does not already include RAPIDS, run the setup script described in Step 4.3 from a terminal in your notebook server. It takes five to ten minutes and only needs to be done once per server.</w:t>
       </w:r>
     </w:p>
     <w:p>
@@ -6790,81 +6808,12 @@
         <w:pStyle w:val="Heading3"/>
       </w:pPr>
       <w:r>
-        <w:t>Part 1.1 - Check the environment</w:t>
-      </w:r>
-    </w:p>
-    <w:p>
-      <w:r>
-        <w:t xml:space="preserve">The first cell inspects the installed packages and prints </w:t>
-      </w:r>
-      <w:r>
-        <w:rPr>
-          <w:rFonts w:ascii="Consolas" w:hAnsi="Consolas"/>
-        </w:rPr>
-        <w:t>environment ready</w:t>
-      </w:r>
-      <w:r>
-        <w:t xml:space="preserve"> when they match the required set. On a correctly built image it installs nothing. If it has to install, it says so and tells you to restart the kernel, which is unavoidable because NumPy is compiled into other packages. cuDF, cuML and cuVS are reported but never installed by the notebook. They must be baked into the image.</w:t>
-      </w:r>
-    </w:p>
-    <w:p>
-      <w:pPr>
-        <w:shd w:val="clear" w:color="auto" w:fill="F2F4F5"/>
-        <w:spacing w:after="0" w:before="0"/>
-        <w:ind w:left="227"/>
-      </w:pPr>
-      <w:r>
-        <w:rPr>
-          <w:rFonts w:ascii="Consolas" w:hAnsi="Consolas"/>
-          <w:sz w:val="17"/>
-        </w:rPr>
-        <w:t>numpy 2.4.6 · pandas 3.0.3 · cuDF present · cuML · cuVS</w:t>
-      </w:r>
-    </w:p>
-    <w:p>
-      <w:pPr>
-        <w:shd w:val="clear" w:color="auto" w:fill="F2F4F5"/>
-        <w:spacing w:after="0" w:before="0"/>
-        <w:ind w:left="227"/>
-      </w:pPr>
-      <w:r>
-        <w:rPr>
-          <w:rFonts w:ascii="Consolas" w:hAnsi="Consolas"/>
-          <w:sz w:val="17"/>
-        </w:rPr>
-        <w:t xml:space="preserve"> </w:t>
-      </w:r>
-    </w:p>
-    <w:p>
-      <w:pPr>
-        <w:shd w:val="clear" w:color="auto" w:fill="F2F4F5"/>
-        <w:spacing w:after="0" w:before="0"/>
-        <w:ind w:left="227"/>
-      </w:pPr>
-      <w:r>
-        <w:rPr>
-          <w:rFonts w:ascii="Consolas" w:hAnsi="Consolas"/>
-          <w:sz w:val="17"/>
-        </w:rPr>
-        <w:t>environment ready — no restart needed, carry on to 1.2</w:t>
-      </w:r>
-    </w:p>
-    <w:p>
-      <w:pPr>
-        <w:spacing w:after="40"/>
-      </w:pPr>
-    </w:p>
-    <w:p>
-      <w:pPr>
-        <w:pStyle w:val="Heading3"/>
-      </w:pPr>
-      <w:r>
-        <w:t>Part 1.2 - Set your student number</w:t>
-      </w:r>
-    </w:p>
-    <w:p>
-      <w:r>
-        <w:t>This is the only cell you edit. Everything else, which folder you read, what your experiment is called, what your model is named, is built from this number.</w:t>
+        <w:t>Step 4.3 - Prepare the notebook environment</w:t>
+      </w:r>
+    </w:p>
+    <w:p>
+      <w:r>
+        <w:t>The notebook needs RAPIDS, a numpy 2 and pandas 3 pair, and current scikit-learn, scipy, xgboost, psycopg2 and mlflow 2.x. A prepared image has all of these and Part 1.1 prints environment ready. If your server does not, run the setup script once. It installs in the order that survives on the stock image and verifies the result in a fresh process.</w:t>
       </w:r>
     </w:p>
     <w:p>
@@ -6876,13 +6825,13 @@
         </w:numPr>
       </w:pPr>
       <w:r>
-        <w:t xml:space="preserve">In the code cell, find the line </w:t>
-      </w:r>
-      <w:r>
-        <w:rPr>
-          <w:rFonts w:ascii="Consolas" w:hAnsi="Consolas"/>
-        </w:rPr>
-        <w:t>STUDENT_ID = 0</w:t>
+        <w:t xml:space="preserve">In JupyterLab open the Launcher with the plus button and click </w:t>
+      </w:r>
+      <w:r>
+        <w:rPr>
+          <w:b/>
+        </w:rPr>
+        <w:t>Terminal</w:t>
       </w:r>
       <w:r>
         <w:t>.</w:t>
@@ -6897,25 +6846,7 @@
         </w:numPr>
       </w:pPr>
       <w:r>
-        <w:t xml:space="preserve">Replace the </w:t>
-      </w:r>
-      <w:r>
-        <w:rPr>
-          <w:rFonts w:ascii="Consolas" w:hAnsi="Consolas"/>
-        </w:rPr>
-        <w:t>0</w:t>
-      </w:r>
-      <w:r>
-        <w:t xml:space="preserve"> with your own student number, without leading zeros. Student 7 types </w:t>
-      </w:r>
-      <w:r>
-        <w:rPr>
-          <w:rFonts w:ascii="Consolas" w:hAnsi="Consolas"/>
-        </w:rPr>
-        <w:t>7</w:t>
-      </w:r>
-      <w:r>
-        <w:t>.</w:t>
+        <w:t>Run the script from the lab folder. It takes five to ten minutes, most of it downloading RAPIDS.</w:t>
       </w:r>
     </w:p>
     <w:p>
@@ -6924,6 +6855,1025 @@
         <w:numPr>
           <w:ilvl w:val="0"/>
           <w:numId w:val="42"/>
+        </w:numPr>
+      </w:pPr>
+      <w:r>
+        <w:t xml:space="preserve">When it prints environment ready, go back to the notebook and choose </w:t>
+      </w:r>
+      <w:r>
+        <w:rPr>
+          <w:b/>
+        </w:rPr>
+        <w:t>Kernel, Restart Kernel</w:t>
+      </w:r>
+      <w:r>
+        <w:t>. A restart is unavoidable, because numpy is compiled into the packages already loaded.</w:t>
+      </w:r>
+    </w:p>
+    <w:p>
+      <w:pPr>
+        <w:shd w:val="clear" w:color="auto" w:fill="F2F4F5"/>
+        <w:spacing w:after="0" w:before="0"/>
+        <w:ind w:left="227"/>
+      </w:pPr>
+      <w:r>
+        <w:rPr>
+          <w:rFonts w:ascii="Consolas" w:hAnsi="Consolas"/>
+          <w:sz w:val="17"/>
+        </w:rPr>
+        <w:t>bash ~/pcai-dataeng-lab/setup_notebook_env.sh</w:t>
+      </w:r>
+    </w:p>
+    <w:p>
+      <w:pPr>
+        <w:spacing w:after="40"/>
+      </w:pPr>
+    </w:p>
+    <w:p>
+      <w:r>
+        <w:t>Expected final lines:</w:t>
+      </w:r>
+    </w:p>
+    <w:p>
+      <w:pPr>
+        <w:shd w:val="clear" w:color="auto" w:fill="F2F4F5"/>
+        <w:spacing w:after="0" w:before="0"/>
+        <w:ind w:left="227"/>
+      </w:pPr>
+      <w:r>
+        <w:rPr>
+          <w:rFonts w:ascii="Consolas" w:hAnsi="Consolas"/>
+          <w:sz w:val="17"/>
+        </w:rPr>
+        <w:t>== verify (fresh process) ==</w:t>
+      </w:r>
+    </w:p>
+    <w:p>
+      <w:pPr>
+        <w:shd w:val="clear" w:color="auto" w:fill="F2F4F5"/>
+        <w:spacing w:after="0" w:before="0"/>
+        <w:ind w:left="227"/>
+      </w:pPr>
+      <w:r>
+        <w:rPr>
+          <w:rFonts w:ascii="Consolas" w:hAnsi="Consolas"/>
+          <w:sz w:val="17"/>
+        </w:rPr>
+        <w:t>numpy 2.4.6 | pandas 3.0.3 | cudf 26.08.01 | cuml 26.08.00 | cuvs 26.08.01 | scikit-learn 1.9.0 | mlflow 2.22.5</w:t>
+      </w:r>
+    </w:p>
+    <w:p>
+      <w:pPr>
+        <w:shd w:val="clear" w:color="auto" w:fill="F2F4F5"/>
+        <w:spacing w:after="0" w:before="0"/>
+        <w:ind w:left="227"/>
+      </w:pPr>
+      <w:r>
+        <w:rPr>
+          <w:rFonts w:ascii="Consolas" w:hAnsi="Consolas"/>
+          <w:sz w:val="17"/>
+        </w:rPr>
+        <w:t xml:space="preserve"> </w:t>
+      </w:r>
+    </w:p>
+    <w:p>
+      <w:pPr>
+        <w:shd w:val="clear" w:color="auto" w:fill="F2F4F5"/>
+        <w:spacing w:after="0" w:before="0"/>
+        <w:ind w:left="227"/>
+      </w:pPr>
+      <w:r>
+        <w:rPr>
+          <w:rFonts w:ascii="Consolas" w:hAnsi="Consolas"/>
+          <w:sz w:val="17"/>
+        </w:rPr>
+        <w:t>environment ready. Now: Kernel &gt; Restart Kernel in the notebook, then run it from the top.</w:t>
+      </w:r>
+    </w:p>
+    <w:p>
+      <w:pPr>
+        <w:spacing w:after="40"/>
+      </w:pPr>
+    </w:p>
+    <w:p>
+      <w:r>
+        <w:t>Warnings from pip about mlflow and pandas, or about torch and CUDA library versions, are expected. The lab does not use torch, and mlflow works with the pandas it warns about. Running the script a second time does nothing when the environment is already complete. This is what the script does:</w:t>
+      </w:r>
+    </w:p>
+    <w:p>
+      <w:pPr>
+        <w:shd w:val="clear" w:color="auto" w:fill="F2F4F5"/>
+        <w:spacing w:after="0" w:before="0"/>
+        <w:ind w:left="227"/>
+      </w:pPr>
+      <w:r>
+        <w:rPr>
+          <w:rFonts w:ascii="Consolas" w:hAnsi="Consolas"/>
+          <w:sz w:val="17"/>
+        </w:rPr>
+        <w:t>#!/usr/bin/env bash</w:t>
+      </w:r>
+    </w:p>
+    <w:p>
+      <w:pPr>
+        <w:shd w:val="clear" w:color="auto" w:fill="F2F4F5"/>
+        <w:spacing w:after="0" w:before="0"/>
+        <w:ind w:left="227"/>
+      </w:pPr>
+      <w:r>
+        <w:rPr>
+          <w:rFonts w:ascii="Consolas" w:hAnsi="Consolas"/>
+          <w:sz w:val="17"/>
+        </w:rPr>
+        <w:t># setup_notebook_env.sh — prepare a PCAI notebook server for Lab 18.</w:t>
+      </w:r>
+    </w:p>
+    <w:p>
+      <w:pPr>
+        <w:shd w:val="clear" w:color="auto" w:fill="F2F4F5"/>
+        <w:spacing w:after="0" w:before="0"/>
+        <w:ind w:left="227"/>
+      </w:pPr>
+      <w:r>
+        <w:rPr>
+          <w:rFonts w:ascii="Consolas" w:hAnsi="Consolas"/>
+          <w:sz w:val="17"/>
+        </w:rPr>
+        <w:t>#</w:t>
+      </w:r>
+    </w:p>
+    <w:p>
+      <w:pPr>
+        <w:shd w:val="clear" w:color="auto" w:fill="F2F4F5"/>
+        <w:spacing w:after="0" w:before="0"/>
+        <w:ind w:left="227"/>
+      </w:pPr>
+      <w:r>
+        <w:rPr>
+          <w:rFonts w:ascii="Consolas" w:hAnsi="Consolas"/>
+          <w:sz w:val="17"/>
+        </w:rPr>
+        <w:t># Installs RAPIDS (cuDF, cuML, cuVS) and the rest of the package set the lab</w:t>
+      </w:r>
+    </w:p>
+    <w:p>
+      <w:pPr>
+        <w:shd w:val="clear" w:color="auto" w:fill="F2F4F5"/>
+        <w:spacing w:after="0" w:before="0"/>
+        <w:ind w:left="227"/>
+      </w:pPr>
+      <w:r>
+        <w:rPr>
+          <w:rFonts w:ascii="Consolas" w:hAnsi="Consolas"/>
+          <w:sz w:val="17"/>
+        </w:rPr>
+        <w:t># notebook needs, IN THE ORDER THAT WORKS on the stock PCAI image:</w:t>
+      </w:r>
+    </w:p>
+    <w:p>
+      <w:pPr>
+        <w:shd w:val="clear" w:color="auto" w:fill="F2F4F5"/>
+        <w:spacing w:after="0" w:before="0"/>
+        <w:ind w:left="227"/>
+      </w:pPr>
+      <w:r>
+        <w:rPr>
+          <w:rFonts w:ascii="Consolas" w:hAnsi="Consolas"/>
+          <w:sz w:val="17"/>
+        </w:rPr>
+        <w:t>#   1. upgrade the packages that pin numpy&lt;2 (scikit-learn, scipy) and the rest</w:t>
+      </w:r>
+    </w:p>
+    <w:p>
+      <w:pPr>
+        <w:shd w:val="clear" w:color="auto" w:fill="F2F4F5"/>
+        <w:spacing w:after="0" w:before="0"/>
+        <w:ind w:left="227"/>
+      </w:pPr>
+      <w:r>
+        <w:rPr>
+          <w:rFonts w:ascii="Consolas" w:hAnsi="Consolas"/>
+          <w:sz w:val="17"/>
+        </w:rPr>
+        <w:t>#   2. install RAPIDS 26.08 for CUDA 12 from NVIDIA's index (2-3 GB, 5-10 min)</w:t>
+      </w:r>
+    </w:p>
+    <w:p>
+      <w:pPr>
+        <w:shd w:val="clear" w:color="auto" w:fill="F2F4F5"/>
+        <w:spacing w:after="0" w:before="0"/>
+        <w:ind w:left="227"/>
+      </w:pPr>
+      <w:r>
+        <w:rPr>
+          <w:rFonts w:ascii="Consolas" w:hAnsi="Consolas"/>
+          <w:sz w:val="17"/>
+        </w:rPr>
+        <w:t>#   3. force the numpy/pandas pair last (pip resolves them wrong otherwise)</w:t>
+      </w:r>
+    </w:p>
+    <w:p>
+      <w:pPr>
+        <w:shd w:val="clear" w:color="auto" w:fill="F2F4F5"/>
+        <w:spacing w:after="0" w:before="0"/>
+        <w:ind w:left="227"/>
+      </w:pPr>
+      <w:r>
+        <w:rPr>
+          <w:rFonts w:ascii="Consolas" w:hAnsi="Consolas"/>
+          <w:sz w:val="17"/>
+        </w:rPr>
+        <w:t>#   4. verify in a FRESH python process (a running kernel reports stale versions)</w:t>
+      </w:r>
+    </w:p>
+    <w:p>
+      <w:pPr>
+        <w:shd w:val="clear" w:color="auto" w:fill="F2F4F5"/>
+        <w:spacing w:after="0" w:before="0"/>
+        <w:ind w:left="227"/>
+      </w:pPr>
+      <w:r>
+        <w:rPr>
+          <w:rFonts w:ascii="Consolas" w:hAnsi="Consolas"/>
+          <w:sz w:val="17"/>
+        </w:rPr>
+        <w:t>#</w:t>
+      </w:r>
+    </w:p>
+    <w:p>
+      <w:pPr>
+        <w:shd w:val="clear" w:color="auto" w:fill="F2F4F5"/>
+        <w:spacing w:after="0" w:before="0"/>
+        <w:ind w:left="227"/>
+      </w:pPr>
+      <w:r>
+        <w:rPr>
+          <w:rFonts w:ascii="Consolas" w:hAnsi="Consolas"/>
+          <w:sz w:val="17"/>
+        </w:rPr>
+        <w:t># Run it from a Terminal in JupyterLab:</w:t>
+      </w:r>
+    </w:p>
+    <w:p>
+      <w:pPr>
+        <w:shd w:val="clear" w:color="auto" w:fill="F2F4F5"/>
+        <w:spacing w:after="0" w:before="0"/>
+        <w:ind w:left="227"/>
+      </w:pPr>
+      <w:r>
+        <w:rPr>
+          <w:rFonts w:ascii="Consolas" w:hAnsi="Consolas"/>
+          <w:sz w:val="17"/>
+        </w:rPr>
+        <w:t>#     bash ~/pcai-dataeng-lab/setup_notebook_env.sh</w:t>
+      </w:r>
+    </w:p>
+    <w:p>
+      <w:pPr>
+        <w:shd w:val="clear" w:color="auto" w:fill="F2F4F5"/>
+        <w:spacing w:after="0" w:before="0"/>
+        <w:ind w:left="227"/>
+      </w:pPr>
+      <w:r>
+        <w:rPr>
+          <w:rFonts w:ascii="Consolas" w:hAnsi="Consolas"/>
+          <w:sz w:val="17"/>
+        </w:rPr>
+        <w:t># then restart the notebook kernel (Kernel &gt; Restart Kernel) before running the lab.</w:t>
+      </w:r>
+    </w:p>
+    <w:p>
+      <w:pPr>
+        <w:shd w:val="clear" w:color="auto" w:fill="F2F4F5"/>
+        <w:spacing w:after="0" w:before="0"/>
+        <w:ind w:left="227"/>
+      </w:pPr>
+      <w:r>
+        <w:rPr>
+          <w:rFonts w:ascii="Consolas" w:hAnsi="Consolas"/>
+          <w:sz w:val="17"/>
+        </w:rPr>
+        <w:t>#</w:t>
+      </w:r>
+    </w:p>
+    <w:p>
+      <w:pPr>
+        <w:shd w:val="clear" w:color="auto" w:fill="F2F4F5"/>
+        <w:spacing w:after="0" w:before="0"/>
+        <w:ind w:left="227"/>
+      </w:pPr>
+      <w:r>
+        <w:rPr>
+          <w:rFonts w:ascii="Consolas" w:hAnsi="Consolas"/>
+          <w:sz w:val="17"/>
+        </w:rPr>
+        <w:t># Safe to re-run: if the environment is already correct it does nothing.</w:t>
+      </w:r>
+    </w:p>
+    <w:p>
+      <w:pPr>
+        <w:shd w:val="clear" w:color="auto" w:fill="F2F4F5"/>
+        <w:spacing w:after="0" w:before="0"/>
+        <w:ind w:left="227"/>
+      </w:pPr>
+      <w:r>
+        <w:rPr>
+          <w:rFonts w:ascii="Consolas" w:hAnsi="Consolas"/>
+          <w:sz w:val="17"/>
+        </w:rPr>
+        <w:t>set -u</w:t>
+      </w:r>
+    </w:p>
+    <w:p>
+      <w:pPr>
+        <w:shd w:val="clear" w:color="auto" w:fill="F2F4F5"/>
+        <w:spacing w:after="0" w:before="0"/>
+        <w:ind w:left="227"/>
+      </w:pPr>
+      <w:r>
+        <w:rPr>
+          <w:rFonts w:ascii="Consolas" w:hAnsi="Consolas"/>
+          <w:sz w:val="17"/>
+        </w:rPr>
+        <w:t xml:space="preserve"> </w:t>
+      </w:r>
+    </w:p>
+    <w:p>
+      <w:pPr>
+        <w:shd w:val="clear" w:color="auto" w:fill="F2F4F5"/>
+        <w:spacing w:after="0" w:before="0"/>
+        <w:ind w:left="227"/>
+      </w:pPr>
+      <w:r>
+        <w:rPr>
+          <w:rFonts w:ascii="Consolas" w:hAnsi="Consolas"/>
+          <w:sz w:val="17"/>
+        </w:rPr>
+        <w:t>want_ok() {</w:t>
+      </w:r>
+    </w:p>
+    <w:p>
+      <w:pPr>
+        <w:shd w:val="clear" w:color="auto" w:fill="F2F4F5"/>
+        <w:spacing w:after="0" w:before="0"/>
+        <w:ind w:left="227"/>
+      </w:pPr>
+      <w:r>
+        <w:rPr>
+          <w:rFonts w:ascii="Consolas" w:hAnsi="Consolas"/>
+          <w:sz w:val="17"/>
+        </w:rPr>
+        <w:t xml:space="preserve">  python - &lt;&lt;'PY' 2&gt;/dev/null</w:t>
+      </w:r>
+    </w:p>
+    <w:p>
+      <w:pPr>
+        <w:shd w:val="clear" w:color="auto" w:fill="F2F4F5"/>
+        <w:spacing w:after="0" w:before="0"/>
+        <w:ind w:left="227"/>
+      </w:pPr>
+      <w:r>
+        <w:rPr>
+          <w:rFonts w:ascii="Consolas" w:hAnsi="Consolas"/>
+          <w:sz w:val="17"/>
+        </w:rPr>
+        <w:t>import importlib.metadata as md, importlib.util, sys</w:t>
+      </w:r>
+    </w:p>
+    <w:p>
+      <w:pPr>
+        <w:shd w:val="clear" w:color="auto" w:fill="F2F4F5"/>
+        <w:spacing w:after="0" w:before="0"/>
+        <w:ind w:left="227"/>
+      </w:pPr>
+      <w:r>
+        <w:rPr>
+          <w:rFonts w:ascii="Consolas" w:hAnsi="Consolas"/>
+          <w:sz w:val="17"/>
+        </w:rPr>
+        <w:t>def v(m):</w:t>
+      </w:r>
+    </w:p>
+    <w:p>
+      <w:pPr>
+        <w:shd w:val="clear" w:color="auto" w:fill="F2F4F5"/>
+        <w:spacing w:after="0" w:before="0"/>
+        <w:ind w:left="227"/>
+      </w:pPr>
+      <w:r>
+        <w:rPr>
+          <w:rFonts w:ascii="Consolas" w:hAnsi="Consolas"/>
+          <w:sz w:val="17"/>
+        </w:rPr>
+        <w:t xml:space="preserve">    try: return tuple(int(x) for x in md.version(m).split(".")[:2])</w:t>
+      </w:r>
+    </w:p>
+    <w:p>
+      <w:pPr>
+        <w:shd w:val="clear" w:color="auto" w:fill="F2F4F5"/>
+        <w:spacing w:after="0" w:before="0"/>
+        <w:ind w:left="227"/>
+      </w:pPr>
+      <w:r>
+        <w:rPr>
+          <w:rFonts w:ascii="Consolas" w:hAnsi="Consolas"/>
+          <w:sz w:val="17"/>
+        </w:rPr>
+        <w:t xml:space="preserve">    except Exception: return None</w:t>
+      </w:r>
+    </w:p>
+    <w:p>
+      <w:pPr>
+        <w:shd w:val="clear" w:color="auto" w:fill="F2F4F5"/>
+        <w:spacing w:after="0" w:before="0"/>
+        <w:ind w:left="227"/>
+      </w:pPr>
+      <w:r>
+        <w:rPr>
+          <w:rFonts w:ascii="Consolas" w:hAnsi="Consolas"/>
+          <w:sz w:val="17"/>
+        </w:rPr>
+        <w:t>ok = (v("numpy") and v("numpy")[0] &gt;= 2</w:t>
+      </w:r>
+    </w:p>
+    <w:p>
+      <w:pPr>
+        <w:shd w:val="clear" w:color="auto" w:fill="F2F4F5"/>
+        <w:spacing w:after="0" w:before="0"/>
+        <w:ind w:left="227"/>
+      </w:pPr>
+      <w:r>
+        <w:rPr>
+          <w:rFonts w:ascii="Consolas" w:hAnsi="Consolas"/>
+          <w:sz w:val="17"/>
+        </w:rPr>
+        <w:t xml:space="preserve">      and v("pandas") and v("pandas")[0] &gt;= 3</w:t>
+      </w:r>
+    </w:p>
+    <w:p>
+      <w:pPr>
+        <w:shd w:val="clear" w:color="auto" w:fill="F2F4F5"/>
+        <w:spacing w:after="0" w:before="0"/>
+        <w:ind w:left="227"/>
+      </w:pPr>
+      <w:r>
+        <w:rPr>
+          <w:rFonts w:ascii="Consolas" w:hAnsi="Consolas"/>
+          <w:sz w:val="17"/>
+        </w:rPr>
+        <w:t xml:space="preserve">      and v("scikit-learn") and v("scikit-learn") &gt;= (1, 5)</w:t>
+      </w:r>
+    </w:p>
+    <w:p>
+      <w:pPr>
+        <w:shd w:val="clear" w:color="auto" w:fill="F2F4F5"/>
+        <w:spacing w:after="0" w:before="0"/>
+        <w:ind w:left="227"/>
+      </w:pPr>
+      <w:r>
+        <w:rPr>
+          <w:rFonts w:ascii="Consolas" w:hAnsi="Consolas"/>
+          <w:sz w:val="17"/>
+        </w:rPr>
+        <w:t xml:space="preserve">      and v("scipy") and v("scipy") &gt;= (1, 13)</w:t>
+      </w:r>
+    </w:p>
+    <w:p>
+      <w:pPr>
+        <w:shd w:val="clear" w:color="auto" w:fill="F2F4F5"/>
+        <w:spacing w:after="0" w:before="0"/>
+        <w:ind w:left="227"/>
+      </w:pPr>
+      <w:r>
+        <w:rPr>
+          <w:rFonts w:ascii="Consolas" w:hAnsi="Consolas"/>
+          <w:sz w:val="17"/>
+        </w:rPr>
+        <w:t xml:space="preserve">      and v("mlflow") and v("mlflow")[0] == 2</w:t>
+      </w:r>
+    </w:p>
+    <w:p>
+      <w:pPr>
+        <w:shd w:val="clear" w:color="auto" w:fill="F2F4F5"/>
+        <w:spacing w:after="0" w:before="0"/>
+        <w:ind w:left="227"/>
+      </w:pPr>
+      <w:r>
+        <w:rPr>
+          <w:rFonts w:ascii="Consolas" w:hAnsi="Consolas"/>
+          <w:sz w:val="17"/>
+        </w:rPr>
+        <w:t xml:space="preserve">      and all(importlib.util.find_spec(m) for m in ("cudf", "rmm", "cuml", "cuvs", "xgboost", "psycopg2")))</w:t>
+      </w:r>
+    </w:p>
+    <w:p>
+      <w:pPr>
+        <w:shd w:val="clear" w:color="auto" w:fill="F2F4F5"/>
+        <w:spacing w:after="0" w:before="0"/>
+        <w:ind w:left="227"/>
+      </w:pPr>
+      <w:r>
+        <w:rPr>
+          <w:rFonts w:ascii="Consolas" w:hAnsi="Consolas"/>
+          <w:sz w:val="17"/>
+        </w:rPr>
+        <w:t>sys.exit(0 if ok else 1)</w:t>
+      </w:r>
+    </w:p>
+    <w:p>
+      <w:pPr>
+        <w:shd w:val="clear" w:color="auto" w:fill="F2F4F5"/>
+        <w:spacing w:after="0" w:before="0"/>
+        <w:ind w:left="227"/>
+      </w:pPr>
+      <w:r>
+        <w:rPr>
+          <w:rFonts w:ascii="Consolas" w:hAnsi="Consolas"/>
+          <w:sz w:val="17"/>
+        </w:rPr>
+        <w:t>PY</w:t>
+      </w:r>
+    </w:p>
+    <w:p>
+      <w:pPr>
+        <w:shd w:val="clear" w:color="auto" w:fill="F2F4F5"/>
+        <w:spacing w:after="0" w:before="0"/>
+        <w:ind w:left="227"/>
+      </w:pPr>
+      <w:r>
+        <w:rPr>
+          <w:rFonts w:ascii="Consolas" w:hAnsi="Consolas"/>
+          <w:sz w:val="17"/>
+        </w:rPr>
+        <w:t>}</w:t>
+      </w:r>
+    </w:p>
+    <w:p>
+      <w:pPr>
+        <w:shd w:val="clear" w:color="auto" w:fill="F2F4F5"/>
+        <w:spacing w:after="0" w:before="0"/>
+        <w:ind w:left="227"/>
+      </w:pPr>
+      <w:r>
+        <w:rPr>
+          <w:rFonts w:ascii="Consolas" w:hAnsi="Consolas"/>
+          <w:sz w:val="17"/>
+        </w:rPr>
+        <w:t xml:space="preserve"> </w:t>
+      </w:r>
+    </w:p>
+    <w:p>
+      <w:pPr>
+        <w:shd w:val="clear" w:color="auto" w:fill="F2F4F5"/>
+        <w:spacing w:after="0" w:before="0"/>
+        <w:ind w:left="227"/>
+      </w:pPr>
+      <w:r>
+        <w:rPr>
+          <w:rFonts w:ascii="Consolas" w:hAnsi="Consolas"/>
+          <w:sz w:val="17"/>
+        </w:rPr>
+        <w:t>echo "== Lab 18 notebook environment =="</w:t>
+      </w:r>
+    </w:p>
+    <w:p>
+      <w:pPr>
+        <w:shd w:val="clear" w:color="auto" w:fill="F2F4F5"/>
+        <w:spacing w:after="0" w:before="0"/>
+        <w:ind w:left="227"/>
+      </w:pPr>
+      <w:r>
+        <w:rPr>
+          <w:rFonts w:ascii="Consolas" w:hAnsi="Consolas"/>
+          <w:sz w:val="17"/>
+        </w:rPr>
+        <w:t>if want_ok; then</w:t>
+      </w:r>
+    </w:p>
+    <w:p>
+      <w:pPr>
+        <w:shd w:val="clear" w:color="auto" w:fill="F2F4F5"/>
+        <w:spacing w:after="0" w:before="0"/>
+        <w:ind w:left="227"/>
+      </w:pPr>
+      <w:r>
+        <w:rPr>
+          <w:rFonts w:ascii="Consolas" w:hAnsi="Consolas"/>
+          <w:sz w:val="17"/>
+        </w:rPr>
+        <w:t xml:space="preserve">  echo "environment already complete - nothing to install"</w:t>
+      </w:r>
+    </w:p>
+    <w:p>
+      <w:pPr>
+        <w:shd w:val="clear" w:color="auto" w:fill="F2F4F5"/>
+        <w:spacing w:after="0" w:before="0"/>
+        <w:ind w:left="227"/>
+      </w:pPr>
+      <w:r>
+        <w:rPr>
+          <w:rFonts w:ascii="Consolas" w:hAnsi="Consolas"/>
+          <w:sz w:val="17"/>
+        </w:rPr>
+        <w:t>else</w:t>
+      </w:r>
+    </w:p>
+    <w:p>
+      <w:pPr>
+        <w:shd w:val="clear" w:color="auto" w:fill="F2F4F5"/>
+        <w:spacing w:after="0" w:before="0"/>
+        <w:ind w:left="227"/>
+      </w:pPr>
+      <w:r>
+        <w:rPr>
+          <w:rFonts w:ascii="Consolas" w:hAnsi="Consolas"/>
+          <w:sz w:val="17"/>
+        </w:rPr>
+        <w:t xml:space="preserve">  echo "step 1/3  upgrading scikit-learn, scipy, xgboost, psycopg2, mlflow ..."</w:t>
+      </w:r>
+    </w:p>
+    <w:p>
+      <w:pPr>
+        <w:shd w:val="clear" w:color="auto" w:fill="F2F4F5"/>
+        <w:spacing w:after="0" w:before="0"/>
+        <w:ind w:left="227"/>
+      </w:pPr>
+      <w:r>
+        <w:rPr>
+          <w:rFonts w:ascii="Consolas" w:hAnsi="Consolas"/>
+          <w:sz w:val="17"/>
+        </w:rPr>
+        <w:t xml:space="preserve">  pip install -q --upgrade "scikit-learn&gt;=1.5" "scipy&gt;=1.13" xgboost psycopg2-binary "mlflow&gt;=2.9,&lt;3" \</w:t>
+      </w:r>
+    </w:p>
+    <w:p>
+      <w:pPr>
+        <w:shd w:val="clear" w:color="auto" w:fill="F2F4F5"/>
+        <w:spacing w:after="0" w:before="0"/>
+        <w:ind w:left="227"/>
+      </w:pPr>
+      <w:r>
+        <w:rPr>
+          <w:rFonts w:ascii="Consolas" w:hAnsi="Consolas"/>
+          <w:sz w:val="17"/>
+        </w:rPr>
+        <w:t xml:space="preserve">    || { echo "step 1 FAILED"; exit 1; }</w:t>
+      </w:r>
+    </w:p>
+    <w:p>
+      <w:pPr>
+        <w:shd w:val="clear" w:color="auto" w:fill="F2F4F5"/>
+        <w:spacing w:after="0" w:before="0"/>
+        <w:ind w:left="227"/>
+      </w:pPr>
+      <w:r>
+        <w:rPr>
+          <w:rFonts w:ascii="Consolas" w:hAnsi="Consolas"/>
+          <w:sz w:val="17"/>
+        </w:rPr>
+        <w:t xml:space="preserve">  echo "step 2/3  installing RAPIDS 26.08 (cudf, rmm, cuml, cuvs) - 2-3 GB, be patient ..."</w:t>
+      </w:r>
+    </w:p>
+    <w:p>
+      <w:pPr>
+        <w:shd w:val="clear" w:color="auto" w:fill="F2F4F5"/>
+        <w:spacing w:after="0" w:before="0"/>
+        <w:ind w:left="227"/>
+      </w:pPr>
+      <w:r>
+        <w:rPr>
+          <w:rFonts w:ascii="Consolas" w:hAnsi="Consolas"/>
+          <w:sz w:val="17"/>
+        </w:rPr>
+        <w:t xml:space="preserve">  pip install -q --extra-index-url https://pypi.nvidia.com \</w:t>
+      </w:r>
+    </w:p>
+    <w:p>
+      <w:pPr>
+        <w:shd w:val="clear" w:color="auto" w:fill="F2F4F5"/>
+        <w:spacing w:after="0" w:before="0"/>
+        <w:ind w:left="227"/>
+      </w:pPr>
+      <w:r>
+        <w:rPr>
+          <w:rFonts w:ascii="Consolas" w:hAnsi="Consolas"/>
+          <w:sz w:val="17"/>
+        </w:rPr>
+        <w:t xml:space="preserve">    "cudf-cu12==26.8.*" "rmm-cu12==26.8.*" "cuml-cu12==26.8.*" "cuvs-cu12==26.8.*" \</w:t>
+      </w:r>
+    </w:p>
+    <w:p>
+      <w:pPr>
+        <w:shd w:val="clear" w:color="auto" w:fill="F2F4F5"/>
+        <w:spacing w:after="0" w:before="0"/>
+        <w:ind w:left="227"/>
+      </w:pPr>
+      <w:r>
+        <w:rPr>
+          <w:rFonts w:ascii="Consolas" w:hAnsi="Consolas"/>
+          <w:sz w:val="17"/>
+        </w:rPr>
+        <w:t xml:space="preserve">    || { echo "step 2 FAILED"; exit 1; }</w:t>
+      </w:r>
+    </w:p>
+    <w:p>
+      <w:pPr>
+        <w:shd w:val="clear" w:color="auto" w:fill="F2F4F5"/>
+        <w:spacing w:after="0" w:before="0"/>
+        <w:ind w:left="227"/>
+      </w:pPr>
+      <w:r>
+        <w:rPr>
+          <w:rFonts w:ascii="Consolas" w:hAnsi="Consolas"/>
+          <w:sz w:val="17"/>
+        </w:rPr>
+        <w:t xml:space="preserve">  echo "step 3/3  pinning numpy 2.x and pandas 3.0.x ..."</w:t>
+      </w:r>
+    </w:p>
+    <w:p>
+      <w:pPr>
+        <w:shd w:val="clear" w:color="auto" w:fill="F2F4F5"/>
+        <w:spacing w:after="0" w:before="0"/>
+        <w:ind w:left="227"/>
+      </w:pPr>
+      <w:r>
+        <w:rPr>
+          <w:rFonts w:ascii="Consolas" w:hAnsi="Consolas"/>
+          <w:sz w:val="17"/>
+        </w:rPr>
+        <w:t xml:space="preserve">  pip install -q "numpy&gt;=2,&lt;3" "pandas&gt;=3.0,&lt;3.0.4" \</w:t>
+      </w:r>
+    </w:p>
+    <w:p>
+      <w:pPr>
+        <w:shd w:val="clear" w:color="auto" w:fill="F2F4F5"/>
+        <w:spacing w:after="0" w:before="0"/>
+        <w:ind w:left="227"/>
+      </w:pPr>
+      <w:r>
+        <w:rPr>
+          <w:rFonts w:ascii="Consolas" w:hAnsi="Consolas"/>
+          <w:sz w:val="17"/>
+        </w:rPr>
+        <w:t xml:space="preserve">    || { echo "step 3 FAILED"; exit 1; }</w:t>
+      </w:r>
+    </w:p>
+    <w:p>
+      <w:pPr>
+        <w:shd w:val="clear" w:color="auto" w:fill="F2F4F5"/>
+        <w:spacing w:after="0" w:before="0"/>
+        <w:ind w:left="227"/>
+      </w:pPr>
+      <w:r>
+        <w:rPr>
+          <w:rFonts w:ascii="Consolas" w:hAnsi="Consolas"/>
+          <w:sz w:val="17"/>
+        </w:rPr>
+        <w:t xml:space="preserve">  echo "(pip warnings about mlflow/pandas or torch CUDA libraries above are expected and harmless)"</w:t>
+      </w:r>
+    </w:p>
+    <w:p>
+      <w:pPr>
+        <w:shd w:val="clear" w:color="auto" w:fill="F2F4F5"/>
+        <w:spacing w:after="0" w:before="0"/>
+        <w:ind w:left="227"/>
+      </w:pPr>
+      <w:r>
+        <w:rPr>
+          <w:rFonts w:ascii="Consolas" w:hAnsi="Consolas"/>
+          <w:sz w:val="17"/>
+        </w:rPr>
+        <w:t>fi</w:t>
+      </w:r>
+    </w:p>
+    <w:p>
+      <w:pPr>
+        <w:shd w:val="clear" w:color="auto" w:fill="F2F4F5"/>
+        <w:spacing w:after="0" w:before="0"/>
+        <w:ind w:left="227"/>
+      </w:pPr>
+      <w:r>
+        <w:rPr>
+          <w:rFonts w:ascii="Consolas" w:hAnsi="Consolas"/>
+          <w:sz w:val="17"/>
+        </w:rPr>
+        <w:t xml:space="preserve"> </w:t>
+      </w:r>
+    </w:p>
+    <w:p>
+      <w:pPr>
+        <w:shd w:val="clear" w:color="auto" w:fill="F2F4F5"/>
+        <w:spacing w:after="0" w:before="0"/>
+        <w:ind w:left="227"/>
+      </w:pPr>
+      <w:r>
+        <w:rPr>
+          <w:rFonts w:ascii="Consolas" w:hAnsi="Consolas"/>
+          <w:sz w:val="17"/>
+        </w:rPr>
+        <w:t>echo "== verify (fresh process) =="</w:t>
+      </w:r>
+    </w:p>
+    <w:p>
+      <w:pPr>
+        <w:shd w:val="clear" w:color="auto" w:fill="F2F4F5"/>
+        <w:spacing w:after="0" w:before="0"/>
+        <w:ind w:left="227"/>
+      </w:pPr>
+      <w:r>
+        <w:rPr>
+          <w:rFonts w:ascii="Consolas" w:hAnsi="Consolas"/>
+          <w:sz w:val="17"/>
+        </w:rPr>
+        <w:t>python -c "import numpy,pandas,cudf,cuml,cuvs,sklearn,mlflow,xgboost; print('numpy',numpy.__version__,'| pandas',pandas.__version__,'| cudf',cudf.__version__,'| cuml',cuml.__version__,'| cuvs',cuvs.__version__,'| scikit-learn',sklearn.__version__,'| mlflow',mlflow.__version__)" \</w:t>
+      </w:r>
+    </w:p>
+    <w:p>
+      <w:pPr>
+        <w:shd w:val="clear" w:color="auto" w:fill="F2F4F5"/>
+        <w:spacing w:after="0" w:before="0"/>
+        <w:ind w:left="227"/>
+      </w:pPr>
+      <w:r>
+        <w:rPr>
+          <w:rFonts w:ascii="Consolas" w:hAnsi="Consolas"/>
+          <w:sz w:val="17"/>
+        </w:rPr>
+        <w:t xml:space="preserve">  || { echo "VERIFY FAILED - see the import error above"; exit 1; }</w:t>
+      </w:r>
+    </w:p>
+    <w:p>
+      <w:pPr>
+        <w:shd w:val="clear" w:color="auto" w:fill="F2F4F5"/>
+        <w:spacing w:after="0" w:before="0"/>
+        <w:ind w:left="227"/>
+      </w:pPr>
+      <w:r>
+        <w:rPr>
+          <w:rFonts w:ascii="Consolas" w:hAnsi="Consolas"/>
+          <w:sz w:val="17"/>
+        </w:rPr>
+        <w:t>echo</w:t>
+      </w:r>
+    </w:p>
+    <w:p>
+      <w:pPr>
+        <w:shd w:val="clear" w:color="auto" w:fill="F2F4F5"/>
+        <w:spacing w:after="0" w:before="0"/>
+        <w:ind w:left="227"/>
+      </w:pPr>
+      <w:r>
+        <w:rPr>
+          <w:rFonts w:ascii="Consolas" w:hAnsi="Consolas"/>
+          <w:sz w:val="17"/>
+        </w:rPr>
+        <w:t>echo "environment ready. Now: Kernel &gt; Restart Kernel in the notebook, then run it from the top."</w:t>
+      </w:r>
+    </w:p>
+    <w:p>
+      <w:pPr>
+        <w:spacing w:after="40"/>
+      </w:pPr>
+    </w:p>
+    <w:p>
+      <w:pPr>
+        <w:pStyle w:val="Heading3"/>
+      </w:pPr>
+      <w:r>
+        <w:t>Part 1.1 - Check the environment</w:t>
+      </w:r>
+    </w:p>
+    <w:p>
+      <w:r>
+        <w:t xml:space="preserve">The first cell inspects the installed packages and prints </w:t>
+      </w:r>
+      <w:r>
+        <w:rPr>
+          <w:rFonts w:ascii="Consolas" w:hAnsi="Consolas"/>
+        </w:rPr>
+        <w:t>environment ready</w:t>
+      </w:r>
+      <w:r>
+        <w:t xml:space="preserve"> when they match the required set. On a correctly built image it installs nothing. If it has to install, it says so and tells you to restart the kernel, which is unavoidable because NumPy is compiled into other packages. cuDF, cuML and cuVS are reported but never installed by the notebook. They must be baked into the image.</w:t>
+      </w:r>
+    </w:p>
+    <w:p>
+      <w:pPr>
+        <w:shd w:val="clear" w:color="auto" w:fill="F2F4F5"/>
+        <w:spacing w:after="0" w:before="0"/>
+        <w:ind w:left="227"/>
+      </w:pPr>
+      <w:r>
+        <w:rPr>
+          <w:rFonts w:ascii="Consolas" w:hAnsi="Consolas"/>
+          <w:sz w:val="17"/>
+        </w:rPr>
+        <w:t>numpy 2.4.6 · pandas 3.0.3 · cuDF present · cuML · cuVS</w:t>
+      </w:r>
+    </w:p>
+    <w:p>
+      <w:pPr>
+        <w:shd w:val="clear" w:color="auto" w:fill="F2F4F5"/>
+        <w:spacing w:after="0" w:before="0"/>
+        <w:ind w:left="227"/>
+      </w:pPr>
+      <w:r>
+        <w:rPr>
+          <w:rFonts w:ascii="Consolas" w:hAnsi="Consolas"/>
+          <w:sz w:val="17"/>
+        </w:rPr>
+        <w:t xml:space="preserve"> </w:t>
+      </w:r>
+    </w:p>
+    <w:p>
+      <w:pPr>
+        <w:shd w:val="clear" w:color="auto" w:fill="F2F4F5"/>
+        <w:spacing w:after="0" w:before="0"/>
+        <w:ind w:left="227"/>
+      </w:pPr>
+      <w:r>
+        <w:rPr>
+          <w:rFonts w:ascii="Consolas" w:hAnsi="Consolas"/>
+          <w:sz w:val="17"/>
+        </w:rPr>
+        <w:t>environment ready — no restart needed, carry on to 1.2</w:t>
+      </w:r>
+    </w:p>
+    <w:p>
+      <w:pPr>
+        <w:spacing w:after="40"/>
+      </w:pPr>
+    </w:p>
+    <w:p>
+      <w:pPr>
+        <w:pStyle w:val="Heading3"/>
+      </w:pPr>
+      <w:r>
+        <w:t>Part 1.2 - Set your student number</w:t>
+      </w:r>
+    </w:p>
+    <w:p>
+      <w:r>
+        <w:t>This is the only cell you edit. Everything else, which folder you read, what your experiment is called, what your model is named, is built from this number.</w:t>
+      </w:r>
+    </w:p>
+    <w:p>
+      <w:pPr>
+        <w:pStyle w:val="ListParagraph"/>
+        <w:numPr>
+          <w:ilvl w:val="0"/>
+          <w:numId w:val="43"/>
+        </w:numPr>
+      </w:pPr>
+      <w:r>
+        <w:t xml:space="preserve">In the code cell, find the line </w:t>
+      </w:r>
+      <w:r>
+        <w:rPr>
+          <w:rFonts w:ascii="Consolas" w:hAnsi="Consolas"/>
+        </w:rPr>
+        <w:t>STUDENT_ID = 0</w:t>
+      </w:r>
+      <w:r>
+        <w:t>.</w:t>
+      </w:r>
+    </w:p>
+    <w:p>
+      <w:pPr>
+        <w:pStyle w:val="ListParagraph"/>
+        <w:numPr>
+          <w:ilvl w:val="0"/>
+          <w:numId w:val="43"/>
+        </w:numPr>
+      </w:pPr>
+      <w:r>
+        <w:t xml:space="preserve">Replace the </w:t>
+      </w:r>
+      <w:r>
+        <w:rPr>
+          <w:rFonts w:ascii="Consolas" w:hAnsi="Consolas"/>
+        </w:rPr>
+        <w:t>0</w:t>
+      </w:r>
+      <w:r>
+        <w:t xml:space="preserve"> with your own student number, without leading zeros. Student 7 types </w:t>
+      </w:r>
+      <w:r>
+        <w:rPr>
+          <w:rFonts w:ascii="Consolas" w:hAnsi="Consolas"/>
+        </w:rPr>
+        <w:t>7</w:t>
+      </w:r>
+      <w:r>
+        <w:t>.</w:t>
+      </w:r>
+    </w:p>
+    <w:p>
+      <w:pPr>
+        <w:pStyle w:val="ListParagraph"/>
+        <w:numPr>
+          <w:ilvl w:val="0"/>
+          <w:numId w:val="43"/>
         </w:numPr>
       </w:pPr>
       <w:r>
@@ -11434,7 +12384,7 @@
         <w:pStyle w:val="ListParagraph"/>
         <w:numPr>
           <w:ilvl w:val="0"/>
-          <w:numId w:val="43"/>
+          <w:numId w:val="44"/>
         </w:numPr>
       </w:pPr>
       <w:r>
@@ -11473,7 +12423,7 @@
         <w:pStyle w:val="ListParagraph"/>
         <w:numPr>
           <w:ilvl w:val="0"/>
-          <w:numId w:val="43"/>
+          <w:numId w:val="44"/>
         </w:numPr>
       </w:pPr>
       <w:r>
@@ -11512,7 +12462,7 @@
         <w:pStyle w:val="ListParagraph"/>
         <w:numPr>
           <w:ilvl w:val="0"/>
-          <w:numId w:val="43"/>
+          <w:numId w:val="44"/>
         </w:numPr>
       </w:pPr>
       <w:r>
@@ -11542,7 +12492,7 @@
         <w:pStyle w:val="ListParagraph"/>
         <w:numPr>
           <w:ilvl w:val="0"/>
-          <w:numId w:val="43"/>
+          <w:numId w:val="44"/>
         </w:numPr>
       </w:pPr>
       <w:r>
@@ -15310,6 +16260,47 @@
               <w:rPr>
                 <w:sz w:val="18"/>
               </w:rPr>
+              <w:t>Environment setup script</w:t>
+            </w:r>
+          </w:p>
+        </w:tc>
+        <w:tc>
+          <w:tcPr>
+            <w:tcW w:type="dxa" w:w="5233"/>
+          </w:tcPr>
+          <w:p>
+            <w:pPr>
+              <w:pStyle w:val="Tabletext"/>
+            </w:pPr>
+            <w:r>
+              <w:rPr>
+                <w:rFonts w:ascii="Consolas" w:hAnsi="Consolas"/>
+                <w:sz w:val="18"/>
+              </w:rPr>
+              <w:t>pcai-dataeng-lab/setup_notebook_env.sh</w:t>
+            </w:r>
+            <w:r>
+              <w:rPr>
+                <w:sz w:val="18"/>
+              </w:rPr>
+              <w:t>, run once from a terminal</w:t>
+            </w:r>
+          </w:p>
+        </w:tc>
+      </w:tr>
+      <w:tr>
+        <w:tc>
+          <w:tcPr>
+            <w:tcW w:type="dxa" w:w="5233"/>
+          </w:tcPr>
+          <w:p>
+            <w:pPr>
+              <w:pStyle w:val="Tabletext"/>
+            </w:pPr>
+            <w:r>
+              <w:rPr>
+                <w:sz w:val="18"/>
+              </w:rPr>
               <w:t>Postgres, from the notebook</w:t>
             </w:r>
           </w:p>
@@ -15923,7 +16914,41 @@
               <w:rPr>
                 <w:sz w:val="18"/>
               </w:rPr>
-              <w:t>The image lacks part of the required set. Restart the kernel once and run from the top. If it asks again, the kernel imports a different package tree than pip installed; report it.</w:t>
+              <w:t>The image lacks part of the required set. Run the setup script from Step 4.3, restart the kernel once and run from the top. If it asks again, the kernel imports a different package tree than pip installed; report it.</w:t>
+            </w:r>
+          </w:p>
+        </w:tc>
+      </w:tr>
+      <w:tr>
+        <w:tc>
+          <w:tcPr>
+            <w:tcW w:type="dxa" w:w="5233"/>
+          </w:tcPr>
+          <w:p>
+            <w:pPr>
+              <w:pStyle w:val="Tabletext"/>
+            </w:pPr>
+            <w:r>
+              <w:rPr>
+                <w:sz w:val="18"/>
+              </w:rPr>
+              <w:t>Setup script says step 2 FAILED</w:t>
+            </w:r>
+          </w:p>
+        </w:tc>
+        <w:tc>
+          <w:tcPr>
+            <w:tcW w:type="dxa" w:w="5233"/>
+          </w:tcPr>
+          <w:p>
+            <w:pPr>
+              <w:pStyle w:val="Tabletext"/>
+            </w:pPr>
+            <w:r>
+              <w:rPr>
+                <w:sz w:val="18"/>
+              </w:rPr>
+              <w:t>The RAPIDS download from pypi.nvidia.com did not complete, usually a network interruption. Run the script again; it resumes from the packages already installed.</w:t>
             </w:r>
           </w:p>
         </w:tc>
@@ -18557,6 +19582,12 @@
     </w:lvlOverride>
   </w:num>
   <w:num w:numId="43">
+    <w:abstractNumId w:val="19"/>
+    <w:lvlOverride w:ilvl="0">
+      <w:startOverride w:val="1"/>
+    </w:lvlOverride>
+  </w:num>
+  <w:num w:numId="44">
     <w:abstractNumId w:val="19"/>
     <w:lvlOverride w:ilvl="0">
       <w:startOverride w:val="1"/>

--- a/guide/Lab18_Data_Engineering_Pipeline_Lab_Guide.docx
+++ b/guide/Lab18_Data_Engineering_Pipeline_Lab_Guide.docx
@@ -1541,6 +1541,69 @@
     </w:p>
     <w:p>
       <w:pPr>
+        <w:jc w:val="left"/>
+      </w:pPr>
+      <w:r>
+        <w:drawing>
+          <wp:inline xmlns:a="http://schemas.openxmlformats.org/drawingml/2006/main" xmlns:pic="http://schemas.openxmlformats.org/drawingml/2006/picture">
+            <wp:extent cx="6645600" cy="3738150"/>
+            <wp:docPr id="1" name="Picture 1"/>
+            <wp:cNvGraphicFramePr>
+              <a:graphicFrameLocks noChangeAspect="1"/>
+            </wp:cNvGraphicFramePr>
+            <a:graphic>
+              <a:graphicData uri="http://schemas.openxmlformats.org/drawingml/2006/picture">
+                <pic:pic>
+                  <pic:nvPicPr>
+                    <pic:cNvPr id="0" name="00_architecture.png"/>
+                    <pic:cNvPicPr/>
+                  </pic:nvPicPr>
+                  <pic:blipFill>
+                    <a:blip r:embed="rId50"/>
+                    <a:stretch>
+                      <a:fillRect/>
+                    </a:stretch>
+                  </pic:blipFill>
+                  <pic:spPr>
+                    <a:xfrm>
+                      <a:off x="0" y="0"/>
+                      <a:ext cx="6645600" cy="3738150"/>
+                    </a:xfrm>
+                    <a:prstGeom prst="rect"/>
+                    <a:ln w="9525">
+                      <a:solidFill>
+                        <a:srgbClr val="B1B9BE"/>
+                      </a:solidFill>
+                    </a:ln>
+                  </pic:spPr>
+                </pic:pic>
+              </a:graphicData>
+            </a:graphic>
+          </wp:inline>
+        </w:drawing>
+      </w:r>
+    </w:p>
+    <w:p>
+      <w:pPr>
+        <w:pStyle w:val="Caption-Figure"/>
+      </w:pPr>
+      <w:r>
+        <w:rPr>
+          <w:b/>
+        </w:rPr>
+        <w:t xml:space="preserve">Figure 1. </w:t>
+      </w:r>
+      <w:r>
+        <w:t>Lab architecture on HPE Private Cloud AI. Solid arrows carry rows; dashed arrows carry instructions. Airflow sits on a dashed path only.</w:t>
+      </w:r>
+    </w:p>
+    <w:p>
+      <w:r>
+        <w:t>Three things to read from the diagram. Storage is shared and read-only except for each participant's own curated folder and their own MLflow experiment. The orchestrator issues instructions and never handles a row; the 20 million rows move between the shared volume and the Spark job, and the notebook pulls only 30 partitions of them. The notebook is where the two sources finally meet, and everything after that join is a few lines of code.</w:t>
+      </w:r>
+    </w:p>
+    <w:p>
+      <w:pPr>
         <w:pStyle w:val="Heading3"/>
       </w:pPr>
       <w:r>
@@ -2690,7 +2753,7 @@
         <w:drawing>
           <wp:inline xmlns:a="http://schemas.openxmlformats.org/drawingml/2006/main" xmlns:pic="http://schemas.openxmlformats.org/drawingml/2006/picture">
             <wp:extent cx="6645600" cy="3154445"/>
-            <wp:docPr id="1" name="Picture 1"/>
+            <wp:docPr id="2" name="Picture 2"/>
             <wp:cNvGraphicFramePr>
               <a:graphicFrameLocks noChangeAspect="1"/>
             </wp:cNvGraphicFramePr>
@@ -2702,7 +2765,7 @@
                     <pic:cNvPicPr/>
                   </pic:nvPicPr>
                   <pic:blipFill>
-                    <a:blip r:embed="rId50"/>
+                    <a:blip r:embed="rId51"/>
                     <a:stretch>
                       <a:fillRect/>
                     </a:stretch>
@@ -2734,7 +2797,7 @@
         <w:rPr>
           <w:b/>
         </w:rPr>
-        <w:t xml:space="preserve">Figure 1. </w:t>
+        <w:t xml:space="preserve">Figure 2. </w:t>
       </w:r>
       <w:r>
         <w:t>The EzPresto tile under Tools &amp; Frameworks.</w:t>
@@ -2896,7 +2959,7 @@
         <w:drawing>
           <wp:inline xmlns:a="http://schemas.openxmlformats.org/drawingml/2006/main" xmlns:pic="http://schemas.openxmlformats.org/drawingml/2006/picture">
             <wp:extent cx="6645600" cy="3120148"/>
-            <wp:docPr id="2" name="Picture 2"/>
+            <wp:docPr id="3" name="Picture 3"/>
             <wp:cNvGraphicFramePr>
               <a:graphicFrameLocks noChangeAspect="1"/>
             </wp:cNvGraphicFramePr>
@@ -2908,7 +2971,7 @@
                     <pic:cNvPicPr/>
                   </pic:nvPicPr>
                   <pic:blipFill>
-                    <a:blip r:embed="rId51"/>
+                    <a:blip r:embed="rId52"/>
                     <a:stretch>
                       <a:fillRect/>
                     </a:stretch>
@@ -2940,7 +3003,7 @@
         <w:rPr>
           <w:b/>
         </w:rPr>
-        <w:t xml:space="preserve">Figure 2. </w:t>
+        <w:t xml:space="preserve">Figure 3. </w:t>
       </w:r>
       <w:r>
         <w:t>Data Catalog. Expand dataengineeringlab, tick public, and select the subscribers table.</w:t>
@@ -2996,7 +3059,7 @@
         <w:drawing>
           <wp:inline xmlns:a="http://schemas.openxmlformats.org/drawingml/2006/main" xmlns:pic="http://schemas.openxmlformats.org/drawingml/2006/picture">
             <wp:extent cx="6645600" cy="3143330"/>
-            <wp:docPr id="3" name="Picture 3"/>
+            <wp:docPr id="4" name="Picture 4"/>
             <wp:cNvGraphicFramePr>
               <a:graphicFrameLocks noChangeAspect="1"/>
             </wp:cNvGraphicFramePr>
@@ -3008,7 +3071,7 @@
                     <pic:cNvPicPr/>
                   </pic:nvPicPr>
                   <pic:blipFill>
-                    <a:blip r:embed="rId52"/>
+                    <a:blip r:embed="rId53"/>
                     <a:stretch>
                       <a:fillRect/>
                     </a:stretch>
@@ -3040,7 +3103,7 @@
         <w:rPr>
           <w:b/>
         </w:rPr>
-        <w:t xml:space="preserve">Figure 3. </w:t>
+        <w:t xml:space="preserve">Figure 4. </w:t>
       </w:r>
       <w:r>
         <w:t>The Selected Datasets panel. Query Editor opens a worksheet on the selected table.</w:t>
@@ -3183,7 +3246,7 @@
         <w:drawing>
           <wp:inline xmlns:a="http://schemas.openxmlformats.org/drawingml/2006/main" xmlns:pic="http://schemas.openxmlformats.org/drawingml/2006/picture">
             <wp:extent cx="6645600" cy="3175313"/>
-            <wp:docPr id="4" name="Picture 4"/>
+            <wp:docPr id="5" name="Picture 5"/>
             <wp:cNvGraphicFramePr>
               <a:graphicFrameLocks noChangeAspect="1"/>
             </wp:cNvGraphicFramePr>
@@ -3195,7 +3258,7 @@
                     <pic:cNvPicPr/>
                   </pic:nvPicPr>
                   <pic:blipFill>
-                    <a:blip r:embed="rId53"/>
+                    <a:blip r:embed="rId54"/>
                     <a:stretch>
                       <a:fillRect/>
                     </a:stretch>
@@ -3227,7 +3290,7 @@
         <w:rPr>
           <w:b/>
         </w:rPr>
-        <w:t xml:space="preserve">Figure 4. </w:t>
+        <w:t xml:space="preserve">Figure 5. </w:t>
       </w:r>
       <w:r>
         <w:t>The Query Editor with the base-rate query entered. Run executes it.</w:t>
@@ -3264,7 +3327,7 @@
         <w:drawing>
           <wp:inline xmlns:a="http://schemas.openxmlformats.org/drawingml/2006/main" xmlns:pic="http://schemas.openxmlformats.org/drawingml/2006/picture">
             <wp:extent cx="6645600" cy="3126933"/>
-            <wp:docPr id="5" name="Picture 5"/>
+            <wp:docPr id="6" name="Picture 6"/>
             <wp:cNvGraphicFramePr>
               <a:graphicFrameLocks noChangeAspect="1"/>
             </wp:cNvGraphicFramePr>
@@ -3276,7 +3339,7 @@
                     <pic:cNvPicPr/>
                   </pic:nvPicPr>
                   <pic:blipFill>
-                    <a:blip r:embed="rId54"/>
+                    <a:blip r:embed="rId55"/>
                     <a:stretch>
                       <a:fillRect/>
                     </a:stretch>
@@ -3308,7 +3371,7 @@
         <w:rPr>
           <w:b/>
         </w:rPr>
-        <w:t xml:space="preserve">Figure 5. </w:t>
+        <w:t xml:space="preserve">Figure 6. </w:t>
       </w:r>
       <w:r>
         <w:t>Query Results. Each statement you run is listed with its status; expand a row to see the values.</w:t>
@@ -5161,7 +5224,7 @@
         <w:drawing>
           <wp:inline xmlns:a="http://schemas.openxmlformats.org/drawingml/2006/main" xmlns:pic="http://schemas.openxmlformats.org/drawingml/2006/picture">
             <wp:extent cx="6645600" cy="3144003"/>
-            <wp:docPr id="6" name="Picture 6"/>
+            <wp:docPr id="7" name="Picture 7"/>
             <wp:cNvGraphicFramePr>
               <a:graphicFrameLocks noChangeAspect="1"/>
             </wp:cNvGraphicFramePr>
@@ -5173,7 +5236,7 @@
                     <pic:cNvPicPr/>
                   </pic:nvPicPr>
                   <pic:blipFill>
-                    <a:blip r:embed="rId55"/>
+                    <a:blip r:embed="rId56"/>
                     <a:stretch>
                       <a:fillRect/>
                     </a:stretch>
@@ -5205,7 +5268,7 @@
         <w:rPr>
           <w:b/>
         </w:rPr>
-        <w:t xml:space="preserve">Figure 6. </w:t>
+        <w:t xml:space="preserve">Figure 7. </w:t>
       </w:r>
       <w:r>
         <w:t>Tools &amp; Frameworks. The Airflow tile and its Open button.</w:t>
@@ -5313,7 +5376,7 @@
         <w:drawing>
           <wp:inline xmlns:a="http://schemas.openxmlformats.org/drawingml/2006/main" xmlns:pic="http://schemas.openxmlformats.org/drawingml/2006/picture">
             <wp:extent cx="6645600" cy="3179092"/>
-            <wp:docPr id="7" name="Picture 7"/>
+            <wp:docPr id="8" name="Picture 8"/>
             <wp:cNvGraphicFramePr>
               <a:graphicFrameLocks noChangeAspect="1"/>
             </wp:cNvGraphicFramePr>
@@ -5325,7 +5388,7 @@
                     <pic:cNvPicPr/>
                   </pic:nvPicPr>
                   <pic:blipFill>
-                    <a:blip r:embed="rId56"/>
+                    <a:blip r:embed="rId57"/>
                     <a:stretch>
                       <a:fillRect/>
                     </a:stretch>
@@ -5357,7 +5420,7 @@
         <w:rPr>
           <w:b/>
         </w:rPr>
-        <w:t xml:space="preserve">Figure 7. </w:t>
+        <w:t xml:space="preserve">Figure 8. </w:t>
       </w:r>
       <w:r>
         <w:t>The Airflow DAG list. The churn_pipeline toggle is on, and the play button under Actions opens the trigger form.</w:t>
@@ -5371,7 +5434,7 @@
         <w:drawing>
           <wp:inline xmlns:a="http://schemas.openxmlformats.org/drawingml/2006/main" xmlns:pic="http://schemas.openxmlformats.org/drawingml/2006/picture">
             <wp:extent cx="6645600" cy="3201684"/>
-            <wp:docPr id="8" name="Picture 8"/>
+            <wp:docPr id="9" name="Picture 9"/>
             <wp:cNvGraphicFramePr>
               <a:graphicFrameLocks noChangeAspect="1"/>
             </wp:cNvGraphicFramePr>
@@ -5383,7 +5446,7 @@
                     <pic:cNvPicPr/>
                   </pic:nvPicPr>
                   <pic:blipFill>
-                    <a:blip r:embed="rId57"/>
+                    <a:blip r:embed="rId58"/>
                     <a:stretch>
                       <a:fillRect/>
                     </a:stretch>
@@ -5415,7 +5478,7 @@
         <w:rPr>
           <w:b/>
         </w:rPr>
-        <w:t xml:space="preserve">Figure 8. </w:t>
+        <w:t xml:space="preserve">Figure 9. </w:t>
       </w:r>
       <w:r>
         <w:t>The trigger form. Enter your student number in the Student number field and click Trigger.</w:t>
@@ -5670,7 +5733,7 @@
         <w:drawing>
           <wp:inline xmlns:a="http://schemas.openxmlformats.org/drawingml/2006/main" xmlns:pic="http://schemas.openxmlformats.org/drawingml/2006/picture">
             <wp:extent cx="6645600" cy="3158133"/>
-            <wp:docPr id="9" name="Picture 9"/>
+            <wp:docPr id="10" name="Picture 10"/>
             <wp:cNvGraphicFramePr>
               <a:graphicFrameLocks noChangeAspect="1"/>
             </wp:cNvGraphicFramePr>
@@ -5682,7 +5745,7 @@
                     <pic:cNvPicPr/>
                   </pic:nvPicPr>
                   <pic:blipFill>
-                    <a:blip r:embed="rId58"/>
+                    <a:blip r:embed="rId59"/>
                     <a:stretch>
                       <a:fillRect/>
                     </a:stretch>
@@ -5714,7 +5777,7 @@
         <w:rPr>
           <w:b/>
         </w:rPr>
-        <w:t xml:space="preserve">Figure 9. </w:t>
+        <w:t xml:space="preserve">Figure 10. </w:t>
       </w:r>
       <w:r>
         <w:t>The Grid view after a successful run. The newest run is selected and its status is success.</w:t>
@@ -5751,7 +5814,7 @@
         <w:drawing>
           <wp:inline xmlns:a="http://schemas.openxmlformats.org/drawingml/2006/main" xmlns:pic="http://schemas.openxmlformats.org/drawingml/2006/picture">
             <wp:extent cx="6645600" cy="3171359"/>
-            <wp:docPr id="10" name="Picture 10"/>
+            <wp:docPr id="11" name="Picture 11"/>
             <wp:cNvGraphicFramePr>
               <a:graphicFrameLocks noChangeAspect="1"/>
             </wp:cNvGraphicFramePr>
@@ -5763,7 +5826,7 @@
                     <pic:cNvPicPr/>
                   </pic:nvPicPr>
                   <pic:blipFill>
-                    <a:blip r:embed="rId59"/>
+                    <a:blip r:embed="rId60"/>
                     <a:stretch>
                       <a:fillRect/>
                     </a:stretch>
@@ -5795,7 +5858,7 @@
         <w:rPr>
           <w:b/>
         </w:rPr>
-        <w:t xml:space="preserve">Figure 10. </w:t>
+        <w:t xml:space="preserve">Figure 11. </w:t>
       </w:r>
       <w:r>
         <w:t>Analytics, Spark Applications in the left navigation.</w:t>
@@ -5823,7 +5886,7 @@
         <w:drawing>
           <wp:inline xmlns:a="http://schemas.openxmlformats.org/drawingml/2006/main" xmlns:pic="http://schemas.openxmlformats.org/drawingml/2006/picture">
             <wp:extent cx="6645600" cy="3199088"/>
-            <wp:docPr id="11" name="Picture 11"/>
+            <wp:docPr id="12" name="Picture 12"/>
             <wp:cNvGraphicFramePr>
               <a:graphicFrameLocks noChangeAspect="1"/>
             </wp:cNvGraphicFramePr>
@@ -5835,7 +5898,7 @@
                     <pic:cNvPicPr/>
                   </pic:nvPicPr>
                   <pic:blipFill>
-                    <a:blip r:embed="rId60"/>
+                    <a:blip r:embed="rId61"/>
                     <a:stretch>
                       <a:fillRect/>
                     </a:stretch>
@@ -5867,7 +5930,7 @@
         <w:rPr>
           <w:b/>
         </w:rPr>
-        <w:t xml:space="preserve">Figure 11. </w:t>
+        <w:t xml:space="preserve">Figure 12. </w:t>
       </w:r>
       <w:r>
         <w:t>The Spark Applications list. The application Airflow created for one participant, curate-student-04, is Completed after 1 minute 49 seconds.</w:t>
@@ -5921,7 +5984,7 @@
         <w:drawing>
           <wp:inline xmlns:a="http://schemas.openxmlformats.org/drawingml/2006/main" xmlns:pic="http://schemas.openxmlformats.org/drawingml/2006/picture">
             <wp:extent cx="6645600" cy="3111223"/>
-            <wp:docPr id="12" name="Picture 12"/>
+            <wp:docPr id="13" name="Picture 13"/>
             <wp:cNvGraphicFramePr>
               <a:graphicFrameLocks noChangeAspect="1"/>
             </wp:cNvGraphicFramePr>
@@ -5933,7 +5996,7 @@
                     <pic:cNvPicPr/>
                   </pic:nvPicPr>
                   <pic:blipFill>
-                    <a:blip r:embed="rId61"/>
+                    <a:blip r:embed="rId62"/>
                     <a:stretch>
                       <a:fillRect/>
                     </a:stretch>
@@ -5965,7 +6028,7 @@
         <w:rPr>
           <w:b/>
         </w:rPr>
-        <w:t xml:space="preserve">Figure 12. </w:t>
+        <w:t xml:space="preserve">Figure 13. </w:t>
       </w:r>
       <w:r>
         <w:t>The curated folder on the shared volume, one sub-folder per participant.</w:t>
@@ -6507,7 +6570,7 @@
         <w:drawing>
           <wp:inline xmlns:a="http://schemas.openxmlformats.org/drawingml/2006/main" xmlns:pic="http://schemas.openxmlformats.org/drawingml/2006/picture">
             <wp:extent cx="6645600" cy="3087573"/>
-            <wp:docPr id="13" name="Picture 13"/>
+            <wp:docPr id="14" name="Picture 14"/>
             <wp:cNvGraphicFramePr>
               <a:graphicFrameLocks noChangeAspect="1"/>
             </wp:cNvGraphicFramePr>
@@ -6519,7 +6582,7 @@
                     <pic:cNvPicPr/>
                   </pic:nvPicPr>
                   <pic:blipFill>
-                    <a:blip r:embed="rId62"/>
+                    <a:blip r:embed="rId63"/>
                     <a:stretch>
                       <a:fillRect/>
                     </a:stretch>
@@ -6551,7 +6614,7 @@
         <w:rPr>
           <w:b/>
         </w:rPr>
-        <w:t xml:space="preserve">Figure 13. </w:t>
+        <w:t xml:space="preserve">Figure 14. </w:t>
       </w:r>
       <w:r>
         <w:t>The Notebooks page. Select your project at the top, then connect to the notebook server assigned to you.</w:t>
@@ -6605,7 +6668,7 @@
         <w:drawing>
           <wp:inline xmlns:a="http://schemas.openxmlformats.org/drawingml/2006/main" xmlns:pic="http://schemas.openxmlformats.org/drawingml/2006/picture">
             <wp:extent cx="6645600" cy="3147550"/>
-            <wp:docPr id="14" name="Picture 14"/>
+            <wp:docPr id="15" name="Picture 15"/>
             <wp:cNvGraphicFramePr>
               <a:graphicFrameLocks noChangeAspect="1"/>
             </wp:cNvGraphicFramePr>
@@ -6617,7 +6680,7 @@
                     <pic:cNvPicPr/>
                   </pic:nvPicPr>
                   <pic:blipFill>
-                    <a:blip r:embed="rId63"/>
+                    <a:blip r:embed="rId64"/>
                     <a:stretch>
                       <a:fillRect/>
                     </a:stretch>
@@ -6649,7 +6712,7 @@
         <w:rPr>
           <w:b/>
         </w:rPr>
-        <w:t xml:space="preserve">Figure 14. </w:t>
+        <w:t xml:space="preserve">Figure 15. </w:t>
       </w:r>
       <w:r>
         <w:t>The JupyterLab file browser. Open the pcai-dataeng-lab folder.</w:t>
@@ -6663,7 +6726,7 @@
         <w:drawing>
           <wp:inline xmlns:a="http://schemas.openxmlformats.org/drawingml/2006/main" xmlns:pic="http://schemas.openxmlformats.org/drawingml/2006/picture">
             <wp:extent cx="6645600" cy="3140610"/>
-            <wp:docPr id="15" name="Picture 15"/>
+            <wp:docPr id="16" name="Picture 16"/>
             <wp:cNvGraphicFramePr>
               <a:graphicFrameLocks noChangeAspect="1"/>
             </wp:cNvGraphicFramePr>
@@ -6675,7 +6738,7 @@
                     <pic:cNvPicPr/>
                   </pic:nvPicPr>
                   <pic:blipFill>
-                    <a:blip r:embed="rId64"/>
+                    <a:blip r:embed="rId65"/>
                     <a:stretch>
                       <a:fillRect/>
                     </a:stretch>
@@ -6707,7 +6770,7 @@
         <w:rPr>
           <w:b/>
         </w:rPr>
-        <w:t xml:space="preserve">Figure 15. </w:t>
+        <w:t xml:space="preserve">Figure 16. </w:t>
       </w:r>
       <w:r>
         <w:t>Inside pcai-dataeng-lab, open the notebooks folder.</w:t>
@@ -6753,7 +6816,7 @@
         <w:drawing>
           <wp:inline xmlns:a="http://schemas.openxmlformats.org/drawingml/2006/main" xmlns:pic="http://schemas.openxmlformats.org/drawingml/2006/picture">
             <wp:extent cx="6645600" cy="3187246"/>
-            <wp:docPr id="16" name="Picture 16"/>
+            <wp:docPr id="17" name="Picture 17"/>
             <wp:cNvGraphicFramePr>
               <a:graphicFrameLocks noChangeAspect="1"/>
             </wp:cNvGraphicFramePr>
@@ -6765,7 +6828,7 @@
                     <pic:cNvPicPr/>
                   </pic:nvPicPr>
                   <pic:blipFill>
-                    <a:blip r:embed="rId65"/>
+                    <a:blip r:embed="rId66"/>
                     <a:stretch>
                       <a:fillRect/>
                     </a:stretch>
@@ -6797,7 +6860,7 @@
         <w:rPr>
           <w:b/>
         </w:rPr>
-        <w:t xml:space="preserve">Figure 16. </w:t>
+        <w:t xml:space="preserve">Figure 17. </w:t>
       </w:r>
       <w:r>
         <w:t>The lab notebook open in JupyterLab, with the Run button in the toolbar.</w:t>
@@ -7826,16 +7889,16 @@
         </w:numPr>
       </w:pPr>
       <w:r>
-        <w:t xml:space="preserve">In the code cell, find the line </w:t>
-      </w:r>
-      <w:r>
-        <w:rPr>
-          <w:rFonts w:ascii="Consolas" w:hAnsi="Consolas"/>
-        </w:rPr>
-        <w:t>STUDENT_ID = 0</w:t>
-      </w:r>
-      <w:r>
-        <w:t>.</w:t>
+        <w:t xml:space="preserve">In the code cell, find the line that begins </w:t>
+      </w:r>
+      <w:r>
+        <w:rPr>
+          <w:rFonts w:ascii="Consolas" w:hAnsi="Consolas"/>
+        </w:rPr>
+        <w:t>STUDENT_ID =</w:t>
+      </w:r>
+      <w:r>
+        <w:t>. It is the first assignment, marked with the comment CHANGE THIS TO YOUR NUMBER.</w:t>
       </w:r>
     </w:p>
     <w:p>
@@ -7847,16 +7910,7 @@
         </w:numPr>
       </w:pPr>
       <w:r>
-        <w:t xml:space="preserve">Replace the </w:t>
-      </w:r>
-      <w:r>
-        <w:rPr>
-          <w:rFonts w:ascii="Consolas" w:hAnsi="Consolas"/>
-        </w:rPr>
-        <w:t>0</w:t>
-      </w:r>
-      <w:r>
-        <w:t xml:space="preserve"> with your own student number, without leading zeros. Student 7 types </w:t>
+        <w:t xml:space="preserve">Replace the value after the equals sign with your own student number, without leading zeros. Student 7 types </w:t>
       </w:r>
       <w:r>
         <w:rPr>
@@ -7865,7 +7919,7 @@
         <w:t>7</w:t>
       </w:r>
       <w:r>
-        <w:t>.</w:t>
+        <w:t>. The line below it pads the number to two digits for you.</w:t>
       </w:r>
     </w:p>
     <w:p>
@@ -7880,46 +7934,50 @@
         <w:t>Run the cell.</w:t>
       </w:r>
     </w:p>
-    <w:tbl>
-      <w:tblPr>
-        <w:tblW w:type="auto" w:w="0"/>
+    <w:p>
+      <w:pPr>
         <w:jc w:val="left"/>
-        <w:tblBorders>
-          <w:top w:val="single" w:sz="4" w:space="0" w:color="B1B9BE"/>
-          <w:left w:val="single" w:sz="4" w:space="0" w:color="B1B9BE"/>
-          <w:bottom w:val="single" w:sz="4" w:space="0" w:color="B1B9BE"/>
-          <w:right w:val="single" w:sz="4" w:space="0" w:color="B1B9BE"/>
-          <w:insideH w:val="single" w:sz="4" w:space="0" w:color="B1B9BE"/>
-          <w:insideV w:val="single" w:sz="4" w:space="0" w:color="B1B9BE"/>
-        </w:tblBorders>
-        <w:tblLook w:firstColumn="1" w:firstRow="1" w:lastColumn="0" w:lastRow="0" w:noHBand="0" w:noVBand="1" w:val="04A0"/>
-      </w:tblPr>
-      <w:tblGrid>
-        <w:gridCol w:w="10466"/>
-      </w:tblGrid>
-      <w:tr>
-        <w:tc>
-          <w:tcPr>
-            <w:tcW w:type="dxa" w:w="10466"/>
-            <w:shd w:val="clear" w:color="auto" w:fill="F2F4F5"/>
-          </w:tcPr>
-          <w:p>
-            <w:pPr>
-              <w:spacing w:before="1200" w:after="1200"/>
-              <w:jc w:val="center"/>
-            </w:pPr>
-            <w:r>
-              <w:rPr>
-                <w:i/>
-                <w:color w:val="595959"/>
-                <w:sz w:val="18"/>
-              </w:rPr>
-              <w:t>Screenshot to be inserted: 09c_student_id.png</w:t>
-            </w:r>
-          </w:p>
-        </w:tc>
-      </w:tr>
-    </w:tbl>
+      </w:pPr>
+      <w:r>
+        <w:drawing>
+          <wp:inline xmlns:a="http://schemas.openxmlformats.org/drawingml/2006/main" xmlns:pic="http://schemas.openxmlformats.org/drawingml/2006/picture">
+            <wp:extent cx="6645600" cy="3144267"/>
+            <wp:docPr id="18" name="Picture 18"/>
+            <wp:cNvGraphicFramePr>
+              <a:graphicFrameLocks noChangeAspect="1"/>
+            </wp:cNvGraphicFramePr>
+            <a:graphic>
+              <a:graphicData uri="http://schemas.openxmlformats.org/drawingml/2006/picture">
+                <pic:pic>
+                  <pic:nvPicPr>
+                    <pic:cNvPr id="0" name="09c_student_id.png"/>
+                    <pic:cNvPicPr/>
+                  </pic:nvPicPr>
+                  <pic:blipFill>
+                    <a:blip r:embed="rId67"/>
+                    <a:stretch>
+                      <a:fillRect/>
+                    </a:stretch>
+                  </pic:blipFill>
+                  <pic:spPr>
+                    <a:xfrm>
+                      <a:off x="0" y="0"/>
+                      <a:ext cx="6645600" cy="3144267"/>
+                    </a:xfrm>
+                    <a:prstGeom prst="rect"/>
+                    <a:ln w="9525">
+                      <a:solidFill>
+                        <a:srgbClr val="B1B9BE"/>
+                      </a:solidFill>
+                    </a:ln>
+                  </pic:spPr>
+                </pic:pic>
+              </a:graphicData>
+            </a:graphic>
+          </wp:inline>
+        </w:drawing>
+      </w:r>
+    </w:p>
     <w:p>
       <w:pPr>
         <w:pStyle w:val="Caption-Figure"/>
@@ -7928,7 +7986,7 @@
         <w:rPr>
           <w:b/>
         </w:rPr>
-        <w:t xml:space="preserve">Figure 17. </w:t>
+        <w:t xml:space="preserve">Figure 18. </w:t>
       </w:r>
       <w:r>
         <w:t>Part 1.2. Replace the value after STUDENT_ID with your own student number before running the cell.</w:t>
@@ -9730,7 +9788,7 @@
         <w:drawing>
           <wp:inline xmlns:a="http://schemas.openxmlformats.org/drawingml/2006/main" xmlns:pic="http://schemas.openxmlformats.org/drawingml/2006/picture">
             <wp:extent cx="6645600" cy="4497691"/>
-            <wp:docPr id="17" name="Picture 17"/>
+            <wp:docPr id="19" name="Picture 19"/>
             <wp:cNvGraphicFramePr>
               <a:graphicFrameLocks noChangeAspect="1"/>
             </wp:cNvGraphicFramePr>
@@ -9742,7 +9800,7 @@
                     <pic:cNvPicPr/>
                   </pic:nvPicPr>
                   <pic:blipFill>
-                    <a:blip r:embed="rId66"/>
+                    <a:blip r:embed="rId68"/>
                     <a:stretch>
                       <a:fillRect/>
                     </a:stretch>
@@ -9774,7 +9832,7 @@
         <w:rPr>
           <w:b/>
         </w:rPr>
-        <w:t xml:space="preserve">Figure 18. </w:t>
+        <w:t xml:space="preserve">Figure 19. </w:t>
       </w:r>
       <w:r>
         <w:t>Part 3 output on the GPU. The same aggregation as the CPU cell, with the measured speed-up and the first rows of the squashed table.</w:t>
@@ -10752,7 +10810,7 @@
         <w:drawing>
           <wp:inline xmlns:a="http://schemas.openxmlformats.org/drawingml/2006/main" xmlns:pic="http://schemas.openxmlformats.org/drawingml/2006/picture">
             <wp:extent cx="6645600" cy="1850031"/>
-            <wp:docPr id="18" name="Picture 18"/>
+            <wp:docPr id="20" name="Picture 20"/>
             <wp:cNvGraphicFramePr>
               <a:graphicFrameLocks noChangeAspect="1"/>
             </wp:cNvGraphicFramePr>
@@ -10764,7 +10822,7 @@
                     <pic:cNvPicPr/>
                   </pic:nvPicPr>
                   <pic:blipFill>
-                    <a:blip r:embed="rId67"/>
+                    <a:blip r:embed="rId69"/>
                     <a:stretch>
                       <a:fillRect/>
                     </a:stretch>
@@ -10796,7 +10854,7 @@
         <w:rPr>
           <w:b/>
         </w:rPr>
-        <w:t xml:space="preserve">Figure 19. </w:t>
+        <w:t xml:space="preserve">Figure 20. </w:t>
       </w:r>
       <w:r>
         <w:t>Part 5b. Every transformation validated before training.</w:t>
@@ -11904,7 +11962,7 @@
         <w:drawing>
           <wp:inline xmlns:a="http://schemas.openxmlformats.org/drawingml/2006/main" xmlns:pic="http://schemas.openxmlformats.org/drawingml/2006/picture">
             <wp:extent cx="6645600" cy="5174360"/>
-            <wp:docPr id="19" name="Picture 19"/>
+            <wp:docPr id="21" name="Picture 21"/>
             <wp:cNvGraphicFramePr>
               <a:graphicFrameLocks noChangeAspect="1"/>
             </wp:cNvGraphicFramePr>
@@ -11916,7 +11974,7 @@
                     <pic:cNvPicPr/>
                   </pic:nvPicPr>
                   <pic:blipFill>
-                    <a:blip r:embed="rId68"/>
+                    <a:blip r:embed="rId70"/>
                     <a:stretch>
                       <a:fillRect/>
                     </a:stretch>
@@ -11948,7 +12006,7 @@
         <w:rPr>
           <w:b/>
         </w:rPr>
-        <w:t xml:space="preserve">Figure 20. </w:t>
+        <w:t xml:space="preserve">Figure 21. </w:t>
       </w:r>
       <w:r>
         <w:t>Part 7 output. The feature importance with the noise fingerprint: six country columns within 0.002 of each other.</w:t>
@@ -12321,7 +12379,7 @@
         <w:drawing>
           <wp:inline xmlns:a="http://schemas.openxmlformats.org/drawingml/2006/main" xmlns:pic="http://schemas.openxmlformats.org/drawingml/2006/picture">
             <wp:extent cx="6645600" cy="1545261"/>
-            <wp:docPr id="20" name="Picture 20"/>
+            <wp:docPr id="22" name="Picture 22"/>
             <wp:cNvGraphicFramePr>
               <a:graphicFrameLocks noChangeAspect="1"/>
             </wp:cNvGraphicFramePr>
@@ -12333,7 +12391,7 @@
                     <pic:cNvPicPr/>
                   </pic:nvPicPr>
                   <pic:blipFill>
-                    <a:blip r:embed="rId69"/>
+                    <a:blip r:embed="rId71"/>
                     <a:stretch>
                       <a:fillRect/>
                     </a:stretch>
@@ -12365,7 +12423,7 @@
         <w:rPr>
           <w:b/>
         </w:rPr>
-        <w:t xml:space="preserve">Figure 21. </w:t>
+        <w:t xml:space="preserve">Figure 22. </w:t>
       </w:r>
       <w:r>
         <w:t>Part 8 output. The warnings are expected. Running the cell again creates the next version of the same registered model.</w:t>
@@ -12525,7 +12583,7 @@
         <w:drawing>
           <wp:inline xmlns:a="http://schemas.openxmlformats.org/drawingml/2006/main" xmlns:pic="http://schemas.openxmlformats.org/drawingml/2006/picture">
             <wp:extent cx="6645600" cy="3158165"/>
-            <wp:docPr id="21" name="Picture 21"/>
+            <wp:docPr id="23" name="Picture 23"/>
             <wp:cNvGraphicFramePr>
               <a:graphicFrameLocks noChangeAspect="1"/>
             </wp:cNvGraphicFramePr>
@@ -12537,7 +12595,7 @@
                     <pic:cNvPicPr/>
                   </pic:nvPicPr>
                   <pic:blipFill>
-                    <a:blip r:embed="rId70"/>
+                    <a:blip r:embed="rId72"/>
                     <a:stretch>
                       <a:fillRect/>
                     </a:stretch>
@@ -12569,7 +12627,7 @@
         <w:rPr>
           <w:b/>
         </w:rPr>
-        <w:t xml:space="preserve">Figure 22. </w:t>
+        <w:t xml:space="preserve">Figure 23. </w:t>
       </w:r>
       <w:r>
         <w:t>The MLflow tile under Tools &amp; Frameworks.</w:t>
@@ -12583,7 +12641,7 @@
         <w:drawing>
           <wp:inline xmlns:a="http://schemas.openxmlformats.org/drawingml/2006/main" xmlns:pic="http://schemas.openxmlformats.org/drawingml/2006/picture">
             <wp:extent cx="6645600" cy="3159952"/>
-            <wp:docPr id="22" name="Picture 22"/>
+            <wp:docPr id="24" name="Picture 24"/>
             <wp:cNvGraphicFramePr>
               <a:graphicFrameLocks noChangeAspect="1"/>
             </wp:cNvGraphicFramePr>
@@ -12595,7 +12653,7 @@
                     <pic:cNvPicPr/>
                   </pic:nvPicPr>
                   <pic:blipFill>
-                    <a:blip r:embed="rId71"/>
+                    <a:blip r:embed="rId73"/>
                     <a:stretch>
                       <a:fillRect/>
                     </a:stretch>
@@ -12627,7 +12685,7 @@
         <w:rPr>
           <w:b/>
         </w:rPr>
-        <w:t xml:space="preserve">Figure 23. </w:t>
+        <w:t xml:space="preserve">Figure 24. </w:t>
       </w:r>
       <w:r>
         <w:t>MLflow Experiments. Search for your student number and open your experiment.</w:t>
@@ -12641,7 +12699,7 @@
         <w:drawing>
           <wp:inline xmlns:a="http://schemas.openxmlformats.org/drawingml/2006/main" xmlns:pic="http://schemas.openxmlformats.org/drawingml/2006/picture">
             <wp:extent cx="6645600" cy="3158133"/>
-            <wp:docPr id="23" name="Picture 23"/>
+            <wp:docPr id="25" name="Picture 25"/>
             <wp:cNvGraphicFramePr>
               <a:graphicFrameLocks noChangeAspect="1"/>
             </wp:cNvGraphicFramePr>
@@ -12653,7 +12711,7 @@
                     <pic:cNvPicPr/>
                   </pic:nvPicPr>
                   <pic:blipFill>
-                    <a:blip r:embed="rId72"/>
+                    <a:blip r:embed="rId74"/>
                     <a:stretch>
                       <a:fillRect/>
                     </a:stretch>
@@ -12685,7 +12743,7 @@
         <w:rPr>
           <w:b/>
         </w:rPr>
-        <w:t xml:space="preserve">Figure 24. </w:t>
+        <w:t xml:space="preserve">Figure 25. </w:t>
       </w:r>
       <w:r>
         <w:t>The run Overview. Tags, source, the logged model and the registered model version are all recorded.</w:t>
@@ -12699,7 +12757,7 @@
         <w:drawing>
           <wp:inline xmlns:a="http://schemas.openxmlformats.org/drawingml/2006/main" xmlns:pic="http://schemas.openxmlformats.org/drawingml/2006/picture">
             <wp:extent cx="6645600" cy="3142627"/>
-            <wp:docPr id="24" name="Picture 24"/>
+            <wp:docPr id="26" name="Picture 26"/>
             <wp:cNvGraphicFramePr>
               <a:graphicFrameLocks noChangeAspect="1"/>
             </wp:cNvGraphicFramePr>
@@ -12711,7 +12769,7 @@
                     <pic:cNvPicPr/>
                   </pic:nvPicPr>
                   <pic:blipFill>
-                    <a:blip r:embed="rId73"/>
+                    <a:blip r:embed="rId75"/>
                     <a:stretch>
                       <a:fillRect/>
                     </a:stretch>
@@ -12743,7 +12801,7 @@
         <w:rPr>
           <w:b/>
         </w:rPr>
-        <w:t xml:space="preserve">Figure 25. </w:t>
+        <w:t xml:space="preserve">Figure 26. </w:t>
       </w:r>
       <w:r>
         <w:t>The Model metrics tab with the auc value.</w:t>
@@ -13581,7 +13639,7 @@
         <w:drawing>
           <wp:inline xmlns:a="http://schemas.openxmlformats.org/drawingml/2006/main" xmlns:pic="http://schemas.openxmlformats.org/drawingml/2006/picture">
             <wp:extent cx="6645600" cy="2200308"/>
-            <wp:docPr id="25" name="Picture 25"/>
+            <wp:docPr id="27" name="Picture 27"/>
             <wp:cNvGraphicFramePr>
               <a:graphicFrameLocks noChangeAspect="1"/>
             </wp:cNvGraphicFramePr>
@@ -13593,7 +13651,7 @@
                     <pic:cNvPicPr/>
                   </pic:nvPicPr>
                   <pic:blipFill>
-                    <a:blip r:embed="rId74"/>
+                    <a:blip r:embed="rId76"/>
                     <a:stretch>
                       <a:fillRect/>
                     </a:stretch>
@@ -13625,7 +13683,7 @@
         <w:rPr>
           <w:b/>
         </w:rPr>
-        <w:t xml:space="preserve">Figure 26. </w:t>
+        <w:t xml:space="preserve">Figure 27. </w:t>
       </w:r>
       <w:r>
         <w:t>Part 9 output on the reference L40S run. Accuracy agrees, then the clock is compared against the four CPU cores of the notebook.</w:t>
@@ -14493,7 +14551,7 @@
         <w:drawing>
           <wp:inline xmlns:a="http://schemas.openxmlformats.org/drawingml/2006/main" xmlns:pic="http://schemas.openxmlformats.org/drawingml/2006/picture">
             <wp:extent cx="6645600" cy="2184950"/>
-            <wp:docPr id="26" name="Picture 26"/>
+            <wp:docPr id="28" name="Picture 28"/>
             <wp:cNvGraphicFramePr>
               <a:graphicFrameLocks noChangeAspect="1"/>
             </wp:cNvGraphicFramePr>
@@ -14505,7 +14563,7 @@
                     <pic:cNvPicPr/>
                   </pic:nvPicPr>
                   <pic:blipFill>
-                    <a:blip r:embed="rId75"/>
+                    <a:blip r:embed="rId77"/>
                     <a:stretch>
                       <a:fillRect/>
                     </a:stretch>
@@ -14537,7 +14595,7 @@
         <w:rPr>
           <w:b/>
         </w:rPr>
-        <w:t xml:space="preserve">Figure 27. </w:t>
+        <w:t xml:space="preserve">Figure 28. </w:t>
       </w:r>
       <w:r>
         <w:t>Part 10 output on the reference L40S run. The GPU found the same neighbours, 85 times faster than four CPU cores.</w:t>
